--- a/6-过程管理/流程制度规范类文件/SFKJ-ITSS-0605-运维服务问题管理制度.docx
+++ b/6-过程管理/流程制度规范类文件/SFKJ-ITSS-0605-运维服务问题管理制度.docx
@@ -3056,7 +3056,7 @@
             <w:fldChar w:fldCharType="begin"/>
           </w:r>
           <w:r>
-            <w:instrText xml:space="preserve"> HYPERLINK \l _Toc4993 </w:instrText>
+            <w:instrText xml:space="preserve"> HYPERLINK \l _Toc18041 </w:instrText>
           </w:r>
           <w:r>
             <w:fldChar w:fldCharType="separate"/>
@@ -3075,7 +3075,7 @@
             <w:fldChar w:fldCharType="begin"/>
           </w:r>
           <w:r>
-            <w:instrText xml:space="preserve"> PAGEREF _Toc4993 \h </w:instrText>
+            <w:instrText xml:space="preserve"> PAGEREF _Toc18041 \h </w:instrText>
           </w:r>
           <w:r>
             <w:fldChar w:fldCharType="separate"/>
@@ -3101,7 +3101,7 @@
             <w:fldChar w:fldCharType="begin"/>
           </w:r>
           <w:r>
-            <w:instrText xml:space="preserve"> HYPERLINK \l _Toc21229 </w:instrText>
+            <w:instrText xml:space="preserve"> HYPERLINK \l _Toc21436 </w:instrText>
           </w:r>
           <w:r>
             <w:fldChar w:fldCharType="separate"/>
@@ -3120,7 +3120,7 @@
             <w:fldChar w:fldCharType="begin"/>
           </w:r>
           <w:r>
-            <w:instrText xml:space="preserve"> PAGEREF _Toc21229 \h </w:instrText>
+            <w:instrText xml:space="preserve"> PAGEREF _Toc21436 \h </w:instrText>
           </w:r>
           <w:r>
             <w:fldChar w:fldCharType="separate"/>
@@ -3146,7 +3146,7 @@
             <w:fldChar w:fldCharType="begin"/>
           </w:r>
           <w:r>
-            <w:instrText xml:space="preserve"> HYPERLINK \l _Toc1728 </w:instrText>
+            <w:instrText xml:space="preserve"> HYPERLINK \l _Toc15275 </w:instrText>
           </w:r>
           <w:r>
             <w:fldChar w:fldCharType="separate"/>
@@ -3165,7 +3165,7 @@
             <w:fldChar w:fldCharType="begin"/>
           </w:r>
           <w:r>
-            <w:instrText xml:space="preserve"> PAGEREF _Toc1728 \h </w:instrText>
+            <w:instrText xml:space="preserve"> PAGEREF _Toc15275 \h </w:instrText>
           </w:r>
           <w:r>
             <w:fldChar w:fldCharType="separate"/>
@@ -3191,7 +3191,7 @@
             <w:fldChar w:fldCharType="begin"/>
           </w:r>
           <w:r>
-            <w:instrText xml:space="preserve"> HYPERLINK \l _Toc7159 </w:instrText>
+            <w:instrText xml:space="preserve"> HYPERLINK \l _Toc18853 </w:instrText>
           </w:r>
           <w:r>
             <w:fldChar w:fldCharType="separate"/>
@@ -3210,7 +3210,7 @@
             <w:fldChar w:fldCharType="begin"/>
           </w:r>
           <w:r>
-            <w:instrText xml:space="preserve"> PAGEREF _Toc7159 \h </w:instrText>
+            <w:instrText xml:space="preserve"> PAGEREF _Toc18853 \h </w:instrText>
           </w:r>
           <w:r>
             <w:fldChar w:fldCharType="separate"/>
@@ -3236,7 +3236,7 @@
             <w:fldChar w:fldCharType="begin"/>
           </w:r>
           <w:r>
-            <w:instrText xml:space="preserve"> HYPERLINK \l _Toc30064 </w:instrText>
+            <w:instrText xml:space="preserve"> HYPERLINK \l _Toc12179 </w:instrText>
           </w:r>
           <w:r>
             <w:fldChar w:fldCharType="separate"/>
@@ -3255,7 +3255,7 @@
             <w:fldChar w:fldCharType="begin"/>
           </w:r>
           <w:r>
-            <w:instrText xml:space="preserve"> PAGEREF _Toc30064 \h </w:instrText>
+            <w:instrText xml:space="preserve"> PAGEREF _Toc12179 \h </w:instrText>
           </w:r>
           <w:r>
             <w:fldChar w:fldCharType="separate"/>
@@ -3281,7 +3281,7 @@
             <w:fldChar w:fldCharType="begin"/>
           </w:r>
           <w:r>
-            <w:instrText xml:space="preserve"> HYPERLINK \l _Toc23581 </w:instrText>
+            <w:instrText xml:space="preserve"> HYPERLINK \l _Toc27301 </w:instrText>
           </w:r>
           <w:r>
             <w:fldChar w:fldCharType="separate"/>
@@ -3300,7 +3300,7 @@
             <w:fldChar w:fldCharType="begin"/>
           </w:r>
           <w:r>
-            <w:instrText xml:space="preserve"> PAGEREF _Toc23581 \h </w:instrText>
+            <w:instrText xml:space="preserve"> PAGEREF _Toc27301 \h </w:instrText>
           </w:r>
           <w:r>
             <w:fldChar w:fldCharType="separate"/>
@@ -3326,7 +3326,7 @@
             <w:fldChar w:fldCharType="begin"/>
           </w:r>
           <w:r>
-            <w:instrText xml:space="preserve"> HYPERLINK \l _Toc21368 </w:instrText>
+            <w:instrText xml:space="preserve"> HYPERLINK \l _Toc23951 </w:instrText>
           </w:r>
           <w:r>
             <w:fldChar w:fldCharType="separate"/>
@@ -3345,7 +3345,7 @@
             <w:fldChar w:fldCharType="begin"/>
           </w:r>
           <w:r>
-            <w:instrText xml:space="preserve"> PAGEREF _Toc21368 \h </w:instrText>
+            <w:instrText xml:space="preserve"> PAGEREF _Toc23951 \h </w:instrText>
           </w:r>
           <w:r>
             <w:fldChar w:fldCharType="separate"/>
@@ -3371,7 +3371,7 @@
             <w:fldChar w:fldCharType="begin"/>
           </w:r>
           <w:r>
-            <w:instrText xml:space="preserve"> HYPERLINK \l _Toc7469 </w:instrText>
+            <w:instrText xml:space="preserve"> HYPERLINK \l _Toc6242 </w:instrText>
           </w:r>
           <w:r>
             <w:fldChar w:fldCharType="separate"/>
@@ -3390,7 +3390,7 @@
             <w:fldChar w:fldCharType="begin"/>
           </w:r>
           <w:r>
-            <w:instrText xml:space="preserve"> PAGEREF _Toc7469 \h </w:instrText>
+            <w:instrText xml:space="preserve"> PAGEREF _Toc6242 \h </w:instrText>
           </w:r>
           <w:r>
             <w:fldChar w:fldCharType="separate"/>
@@ -3416,7 +3416,7 @@
             <w:fldChar w:fldCharType="begin"/>
           </w:r>
           <w:r>
-            <w:instrText xml:space="preserve"> HYPERLINK \l _Toc23280 </w:instrText>
+            <w:instrText xml:space="preserve"> HYPERLINK \l _Toc28001 </w:instrText>
           </w:r>
           <w:r>
             <w:fldChar w:fldCharType="separate"/>
@@ -3435,7 +3435,7 @@
             <w:fldChar w:fldCharType="begin"/>
           </w:r>
           <w:r>
-            <w:instrText xml:space="preserve"> PAGEREF _Toc23280 \h </w:instrText>
+            <w:instrText xml:space="preserve"> PAGEREF _Toc28001 \h </w:instrText>
           </w:r>
           <w:r>
             <w:fldChar w:fldCharType="separate"/>
@@ -3461,7 +3461,7 @@
             <w:fldChar w:fldCharType="begin"/>
           </w:r>
           <w:r>
-            <w:instrText xml:space="preserve"> HYPERLINK \l _Toc4721 </w:instrText>
+            <w:instrText xml:space="preserve"> HYPERLINK \l _Toc23914 </w:instrText>
           </w:r>
           <w:r>
             <w:fldChar w:fldCharType="separate"/>
@@ -3480,7 +3480,7 @@
             <w:fldChar w:fldCharType="begin"/>
           </w:r>
           <w:r>
-            <w:instrText xml:space="preserve"> PAGEREF _Toc4721 \h </w:instrText>
+            <w:instrText xml:space="preserve"> PAGEREF _Toc23914 \h </w:instrText>
           </w:r>
           <w:r>
             <w:fldChar w:fldCharType="separate"/>
@@ -3506,7 +3506,7 @@
             <w:fldChar w:fldCharType="begin"/>
           </w:r>
           <w:r>
-            <w:instrText xml:space="preserve"> HYPERLINK \l _Toc5438 </w:instrText>
+            <w:instrText xml:space="preserve"> HYPERLINK \l _Toc498 </w:instrText>
           </w:r>
           <w:r>
             <w:fldChar w:fldCharType="separate"/>
@@ -3525,7 +3525,7 @@
             <w:fldChar w:fldCharType="begin"/>
           </w:r>
           <w:r>
-            <w:instrText xml:space="preserve"> PAGEREF _Toc5438 \h </w:instrText>
+            <w:instrText xml:space="preserve"> PAGEREF _Toc498 \h </w:instrText>
           </w:r>
           <w:r>
             <w:fldChar w:fldCharType="separate"/>
@@ -3551,7 +3551,7 @@
             <w:fldChar w:fldCharType="begin"/>
           </w:r>
           <w:r>
-            <w:instrText xml:space="preserve"> HYPERLINK \l _Toc24029 </w:instrText>
+            <w:instrText xml:space="preserve"> HYPERLINK \l _Toc12642 </w:instrText>
           </w:r>
           <w:r>
             <w:fldChar w:fldCharType="separate"/>
@@ -3570,7 +3570,7 @@
             <w:fldChar w:fldCharType="begin"/>
           </w:r>
           <w:r>
-            <w:instrText xml:space="preserve"> PAGEREF _Toc24029 \h </w:instrText>
+            <w:instrText xml:space="preserve"> PAGEREF _Toc12642 \h </w:instrText>
           </w:r>
           <w:r>
             <w:fldChar w:fldCharType="separate"/>
@@ -3596,7 +3596,7 @@
             <w:fldChar w:fldCharType="begin"/>
           </w:r>
           <w:r>
-            <w:instrText xml:space="preserve"> HYPERLINK \l _Toc27170 </w:instrText>
+            <w:instrText xml:space="preserve"> HYPERLINK \l _Toc6949 </w:instrText>
           </w:r>
           <w:r>
             <w:fldChar w:fldCharType="separate"/>
@@ -3615,7 +3615,7 @@
             <w:fldChar w:fldCharType="begin"/>
           </w:r>
           <w:r>
-            <w:instrText xml:space="preserve"> PAGEREF _Toc27170 \h </w:instrText>
+            <w:instrText xml:space="preserve"> PAGEREF _Toc6949 \h </w:instrText>
           </w:r>
           <w:r>
             <w:fldChar w:fldCharType="separate"/>
@@ -3641,7 +3641,7 @@
             <w:fldChar w:fldCharType="begin"/>
           </w:r>
           <w:r>
-            <w:instrText xml:space="preserve"> HYPERLINK \l _Toc18267 </w:instrText>
+            <w:instrText xml:space="preserve"> HYPERLINK \l _Toc18455 </w:instrText>
           </w:r>
           <w:r>
             <w:fldChar w:fldCharType="separate"/>
@@ -3660,7 +3660,7 @@
             <w:fldChar w:fldCharType="begin"/>
           </w:r>
           <w:r>
-            <w:instrText xml:space="preserve"> PAGEREF _Toc18267 \h </w:instrText>
+            <w:instrText xml:space="preserve"> PAGEREF _Toc18455 \h </w:instrText>
           </w:r>
           <w:r>
             <w:fldChar w:fldCharType="separate"/>
@@ -3686,7 +3686,7 @@
             <w:fldChar w:fldCharType="begin"/>
           </w:r>
           <w:r>
-            <w:instrText xml:space="preserve"> HYPERLINK \l _Toc19524 </w:instrText>
+            <w:instrText xml:space="preserve"> HYPERLINK \l _Toc19264 </w:instrText>
           </w:r>
           <w:r>
             <w:fldChar w:fldCharType="separate"/>
@@ -3705,13 +3705,13 @@
             <w:fldChar w:fldCharType="begin"/>
           </w:r>
           <w:r>
-            <w:instrText xml:space="preserve"> PAGEREF _Toc19524 \h </w:instrText>
+            <w:instrText xml:space="preserve"> PAGEREF _Toc19264 \h </w:instrText>
           </w:r>
           <w:r>
             <w:fldChar w:fldCharType="separate"/>
           </w:r>
           <w:r>
-            <w:t>10</w:t>
+            <w:t>9</w:t>
           </w:r>
           <w:r>
             <w:fldChar w:fldCharType="end"/>
@@ -3731,7 +3731,7 @@
             <w:fldChar w:fldCharType="begin"/>
           </w:r>
           <w:r>
-            <w:instrText xml:space="preserve"> HYPERLINK \l _Toc16313 </w:instrText>
+            <w:instrText xml:space="preserve"> HYPERLINK \l _Toc2484 </w:instrText>
           </w:r>
           <w:r>
             <w:fldChar w:fldCharType="separate"/>
@@ -3750,13 +3750,13 @@
             <w:fldChar w:fldCharType="begin"/>
           </w:r>
           <w:r>
-            <w:instrText xml:space="preserve"> PAGEREF _Toc16313 \h </w:instrText>
+            <w:instrText xml:space="preserve"> PAGEREF _Toc2484 \h </w:instrText>
           </w:r>
           <w:r>
             <w:fldChar w:fldCharType="separate"/>
           </w:r>
           <w:r>
-            <w:t>11</w:t>
+            <w:t>10</w:t>
           </w:r>
           <w:r>
             <w:fldChar w:fldCharType="end"/>
@@ -3776,7 +3776,7 @@
             <w:fldChar w:fldCharType="begin"/>
           </w:r>
           <w:r>
-            <w:instrText xml:space="preserve"> HYPERLINK \l _Toc5883 </w:instrText>
+            <w:instrText xml:space="preserve"> HYPERLINK \l _Toc1215 </w:instrText>
           </w:r>
           <w:r>
             <w:fldChar w:fldCharType="separate"/>
@@ -3795,13 +3795,13 @@
             <w:fldChar w:fldCharType="begin"/>
           </w:r>
           <w:r>
-            <w:instrText xml:space="preserve"> PAGEREF _Toc5883 \h </w:instrText>
+            <w:instrText xml:space="preserve"> PAGEREF _Toc1215 \h </w:instrText>
           </w:r>
           <w:r>
             <w:fldChar w:fldCharType="separate"/>
           </w:r>
           <w:r>
-            <w:t>11</w:t>
+            <w:t>10</w:t>
           </w:r>
           <w:r>
             <w:fldChar w:fldCharType="end"/>
@@ -3821,7 +3821,7 @@
             <w:fldChar w:fldCharType="begin"/>
           </w:r>
           <w:r>
-            <w:instrText xml:space="preserve"> HYPERLINK \l _Toc5063 </w:instrText>
+            <w:instrText xml:space="preserve"> HYPERLINK \l _Toc1498 </w:instrText>
           </w:r>
           <w:r>
             <w:fldChar w:fldCharType="separate"/>
@@ -3840,13 +3840,13 @@
             <w:fldChar w:fldCharType="begin"/>
           </w:r>
           <w:r>
-            <w:instrText xml:space="preserve"> PAGEREF _Toc5063 \h </w:instrText>
+            <w:instrText xml:space="preserve"> PAGEREF _Toc1498 \h </w:instrText>
           </w:r>
           <w:r>
             <w:fldChar w:fldCharType="separate"/>
           </w:r>
           <w:r>
-            <w:t>11</w:t>
+            <w:t>10</w:t>
           </w:r>
           <w:r>
             <w:fldChar w:fldCharType="end"/>
@@ -3866,7 +3866,7 @@
             <w:fldChar w:fldCharType="begin"/>
           </w:r>
           <w:r>
-            <w:instrText xml:space="preserve"> HYPERLINK \l _Toc3931 </w:instrText>
+            <w:instrText xml:space="preserve"> HYPERLINK \l _Toc11141 </w:instrText>
           </w:r>
           <w:r>
             <w:fldChar w:fldCharType="separate"/>
@@ -3885,13 +3885,13 @@
             <w:fldChar w:fldCharType="begin"/>
           </w:r>
           <w:r>
-            <w:instrText xml:space="preserve"> PAGEREF _Toc3931 \h </w:instrText>
+            <w:instrText xml:space="preserve"> PAGEREF _Toc11141 \h </w:instrText>
           </w:r>
           <w:r>
             <w:fldChar w:fldCharType="separate"/>
           </w:r>
           <w:r>
-            <w:t>11</w:t>
+            <w:t>10</w:t>
           </w:r>
           <w:r>
             <w:fldChar w:fldCharType="end"/>
@@ -3911,7 +3911,7 @@
             <w:fldChar w:fldCharType="begin"/>
           </w:r>
           <w:r>
-            <w:instrText xml:space="preserve"> HYPERLINK \l _Toc6565 </w:instrText>
+            <w:instrText xml:space="preserve"> HYPERLINK \l _Toc128 </w:instrText>
           </w:r>
           <w:r>
             <w:fldChar w:fldCharType="separate"/>
@@ -3930,13 +3930,13 @@
             <w:fldChar w:fldCharType="begin"/>
           </w:r>
           <w:r>
-            <w:instrText xml:space="preserve"> PAGEREF _Toc6565 \h </w:instrText>
+            <w:instrText xml:space="preserve"> PAGEREF _Toc128 \h </w:instrText>
           </w:r>
           <w:r>
             <w:fldChar w:fldCharType="separate"/>
           </w:r>
           <w:r>
-            <w:t>12</w:t>
+            <w:t>11</w:t>
           </w:r>
           <w:r>
             <w:fldChar w:fldCharType="end"/>
@@ -3956,7 +3956,7 @@
             <w:fldChar w:fldCharType="begin"/>
           </w:r>
           <w:r>
-            <w:instrText xml:space="preserve"> HYPERLINK \l _Toc19167 </w:instrText>
+            <w:instrText xml:space="preserve"> HYPERLINK \l _Toc11462 </w:instrText>
           </w:r>
           <w:r>
             <w:fldChar w:fldCharType="separate"/>
@@ -3975,13 +3975,13 @@
             <w:fldChar w:fldCharType="begin"/>
           </w:r>
           <w:r>
-            <w:instrText xml:space="preserve"> PAGEREF _Toc19167 \h </w:instrText>
+            <w:instrText xml:space="preserve"> PAGEREF _Toc11462 \h </w:instrText>
           </w:r>
           <w:r>
             <w:fldChar w:fldCharType="separate"/>
           </w:r>
           <w:r>
-            <w:t>12</w:t>
+            <w:t>11</w:t>
           </w:r>
           <w:r>
             <w:fldChar w:fldCharType="end"/>
@@ -4001,7 +4001,7 @@
             <w:fldChar w:fldCharType="begin"/>
           </w:r>
           <w:r>
-            <w:instrText xml:space="preserve"> HYPERLINK \l _Toc12634 </w:instrText>
+            <w:instrText xml:space="preserve"> HYPERLINK \l _Toc28352 </w:instrText>
           </w:r>
           <w:r>
             <w:fldChar w:fldCharType="separate"/>
@@ -4020,13 +4020,13 @@
             <w:fldChar w:fldCharType="begin"/>
           </w:r>
           <w:r>
-            <w:instrText xml:space="preserve"> PAGEREF _Toc12634 \h </w:instrText>
+            <w:instrText xml:space="preserve"> PAGEREF _Toc28352 \h </w:instrText>
           </w:r>
           <w:r>
             <w:fldChar w:fldCharType="separate"/>
           </w:r>
           <w:r>
-            <w:t>13</w:t>
+            <w:t>12</w:t>
           </w:r>
           <w:r>
             <w:fldChar w:fldCharType="end"/>
@@ -4046,7 +4046,7 @@
             <w:fldChar w:fldCharType="begin"/>
           </w:r>
           <w:r>
-            <w:instrText xml:space="preserve"> HYPERLINK \l _Toc4127 </w:instrText>
+            <w:instrText xml:space="preserve"> HYPERLINK \l _Toc15141 </w:instrText>
           </w:r>
           <w:r>
             <w:fldChar w:fldCharType="separate"/>
@@ -4065,13 +4065,13 @@
             <w:fldChar w:fldCharType="begin"/>
           </w:r>
           <w:r>
-            <w:instrText xml:space="preserve"> PAGEREF _Toc4127 \h </w:instrText>
+            <w:instrText xml:space="preserve"> PAGEREF _Toc15141 \h </w:instrText>
           </w:r>
           <w:r>
             <w:fldChar w:fldCharType="separate"/>
           </w:r>
           <w:r>
-            <w:t>13</w:t>
+            <w:t>12</w:t>
           </w:r>
           <w:r>
             <w:fldChar w:fldCharType="end"/>
@@ -4091,7 +4091,7 @@
             <w:fldChar w:fldCharType="begin"/>
           </w:r>
           <w:r>
-            <w:instrText xml:space="preserve"> HYPERLINK \l _Toc31516 </w:instrText>
+            <w:instrText xml:space="preserve"> HYPERLINK \l _Toc10990 </w:instrText>
           </w:r>
           <w:r>
             <w:fldChar w:fldCharType="separate"/>
@@ -4110,13 +4110,13 @@
             <w:fldChar w:fldCharType="begin"/>
           </w:r>
           <w:r>
-            <w:instrText xml:space="preserve"> PAGEREF _Toc31516 \h </w:instrText>
+            <w:instrText xml:space="preserve"> PAGEREF _Toc10990 \h </w:instrText>
           </w:r>
           <w:r>
             <w:fldChar w:fldCharType="separate"/>
           </w:r>
           <w:r>
-            <w:t>14</w:t>
+            <w:t>13</w:t>
           </w:r>
           <w:r>
             <w:fldChar w:fldCharType="end"/>
@@ -4136,7 +4136,7 @@
             <w:fldChar w:fldCharType="begin"/>
           </w:r>
           <w:r>
-            <w:instrText xml:space="preserve"> HYPERLINK \l _Toc10866 </w:instrText>
+            <w:instrText xml:space="preserve"> HYPERLINK \l _Toc30935 </w:instrText>
           </w:r>
           <w:r>
             <w:fldChar w:fldCharType="separate"/>
@@ -4155,13 +4155,13 @@
             <w:fldChar w:fldCharType="begin"/>
           </w:r>
           <w:r>
-            <w:instrText xml:space="preserve"> PAGEREF _Toc10866 \h </w:instrText>
+            <w:instrText xml:space="preserve"> PAGEREF _Toc30935 \h </w:instrText>
           </w:r>
           <w:r>
             <w:fldChar w:fldCharType="separate"/>
           </w:r>
           <w:r>
-            <w:t>14</w:t>
+            <w:t>13</w:t>
           </w:r>
           <w:r>
             <w:fldChar w:fldCharType="end"/>
@@ -4181,7 +4181,7 @@
             <w:fldChar w:fldCharType="begin"/>
           </w:r>
           <w:r>
-            <w:instrText xml:space="preserve"> HYPERLINK \l _Toc30972 </w:instrText>
+            <w:instrText xml:space="preserve"> HYPERLINK \l _Toc8895 </w:instrText>
           </w:r>
           <w:r>
             <w:fldChar w:fldCharType="separate"/>
@@ -4200,13 +4200,13 @@
             <w:fldChar w:fldCharType="begin"/>
           </w:r>
           <w:r>
-            <w:instrText xml:space="preserve"> PAGEREF _Toc30972 \h </w:instrText>
+            <w:instrText xml:space="preserve"> PAGEREF _Toc8895 \h </w:instrText>
           </w:r>
           <w:r>
             <w:fldChar w:fldCharType="separate"/>
           </w:r>
           <w:r>
-            <w:t>14</w:t>
+            <w:t>13</w:t>
           </w:r>
           <w:r>
             <w:fldChar w:fldCharType="end"/>
@@ -4226,7 +4226,7 @@
             <w:fldChar w:fldCharType="begin"/>
           </w:r>
           <w:r>
-            <w:instrText xml:space="preserve"> HYPERLINK \l _Toc12143 </w:instrText>
+            <w:instrText xml:space="preserve"> HYPERLINK \l _Toc26573 </w:instrText>
           </w:r>
           <w:r>
             <w:fldChar w:fldCharType="separate"/>
@@ -4245,13 +4245,13 @@
             <w:fldChar w:fldCharType="begin"/>
           </w:r>
           <w:r>
-            <w:instrText xml:space="preserve"> PAGEREF _Toc12143 \h </w:instrText>
+            <w:instrText xml:space="preserve"> PAGEREF _Toc26573 \h </w:instrText>
           </w:r>
           <w:r>
             <w:fldChar w:fldCharType="separate"/>
           </w:r>
           <w:r>
-            <w:t>14</w:t>
+            <w:t>13</w:t>
           </w:r>
           <w:r>
             <w:fldChar w:fldCharType="end"/>
@@ -4271,7 +4271,7 @@
             <w:fldChar w:fldCharType="begin"/>
           </w:r>
           <w:r>
-            <w:instrText xml:space="preserve"> HYPERLINK \l _Toc16080 </w:instrText>
+            <w:instrText xml:space="preserve"> HYPERLINK \l _Toc5955 </w:instrText>
           </w:r>
           <w:r>
             <w:fldChar w:fldCharType="separate"/>
@@ -4290,13 +4290,13 @@
             <w:fldChar w:fldCharType="begin"/>
           </w:r>
           <w:r>
-            <w:instrText xml:space="preserve"> PAGEREF _Toc16080 \h </w:instrText>
+            <w:instrText xml:space="preserve"> PAGEREF _Toc5955 \h </w:instrText>
           </w:r>
           <w:r>
             <w:fldChar w:fldCharType="separate"/>
           </w:r>
           <w:r>
-            <w:t>15</w:t>
+            <w:t>14</w:t>
           </w:r>
           <w:r>
             <w:fldChar w:fldCharType="end"/>
@@ -4316,7 +4316,7 @@
             <w:fldChar w:fldCharType="begin"/>
           </w:r>
           <w:r>
-            <w:instrText xml:space="preserve"> HYPERLINK \l _Toc28075 </w:instrText>
+            <w:instrText xml:space="preserve"> HYPERLINK \l _Toc30765 </w:instrText>
           </w:r>
           <w:r>
             <w:fldChar w:fldCharType="separate"/>
@@ -4335,13 +4335,13 @@
             <w:fldChar w:fldCharType="begin"/>
           </w:r>
           <w:r>
-            <w:instrText xml:space="preserve"> PAGEREF _Toc28075 \h </w:instrText>
+            <w:instrText xml:space="preserve"> PAGEREF _Toc30765 \h </w:instrText>
           </w:r>
           <w:r>
             <w:fldChar w:fldCharType="separate"/>
           </w:r>
           <w:r>
-            <w:t>15</w:t>
+            <w:t>14</w:t>
           </w:r>
           <w:r>
             <w:fldChar w:fldCharType="end"/>
@@ -4361,7 +4361,7 @@
             <w:fldChar w:fldCharType="begin"/>
           </w:r>
           <w:r>
-            <w:instrText xml:space="preserve"> HYPERLINK \l _Toc10900 </w:instrText>
+            <w:instrText xml:space="preserve"> HYPERLINK \l _Toc1529 </w:instrText>
           </w:r>
           <w:r>
             <w:fldChar w:fldCharType="separate"/>
@@ -4380,13 +4380,13 @@
             <w:fldChar w:fldCharType="begin"/>
           </w:r>
           <w:r>
-            <w:instrText xml:space="preserve"> PAGEREF _Toc10900 \h </w:instrText>
+            <w:instrText xml:space="preserve"> PAGEREF _Toc1529 \h </w:instrText>
           </w:r>
           <w:r>
             <w:fldChar w:fldCharType="separate"/>
           </w:r>
           <w:r>
-            <w:t>15</w:t>
+            <w:t>14</w:t>
           </w:r>
           <w:r>
             <w:fldChar w:fldCharType="end"/>
@@ -4406,7 +4406,7 @@
             <w:fldChar w:fldCharType="begin"/>
           </w:r>
           <w:r>
-            <w:instrText xml:space="preserve"> HYPERLINK \l _Toc13857 </w:instrText>
+            <w:instrText xml:space="preserve"> HYPERLINK \l _Toc4009 </w:instrText>
           </w:r>
           <w:r>
             <w:fldChar w:fldCharType="separate"/>
@@ -4425,13 +4425,13 @@
             <w:fldChar w:fldCharType="begin"/>
           </w:r>
           <w:r>
-            <w:instrText xml:space="preserve"> PAGEREF _Toc13857 \h </w:instrText>
+            <w:instrText xml:space="preserve"> PAGEREF _Toc4009 \h </w:instrText>
           </w:r>
           <w:r>
             <w:fldChar w:fldCharType="separate"/>
           </w:r>
           <w:r>
-            <w:t>16</w:t>
+            <w:t>15</w:t>
           </w:r>
           <w:r>
             <w:fldChar w:fldCharType="end"/>
@@ -4451,7 +4451,7 @@
             <w:fldChar w:fldCharType="begin"/>
           </w:r>
           <w:r>
-            <w:instrText xml:space="preserve"> HYPERLINK \l _Toc12433 </w:instrText>
+            <w:instrText xml:space="preserve"> HYPERLINK \l _Toc19278 </w:instrText>
           </w:r>
           <w:r>
             <w:fldChar w:fldCharType="separate"/>
@@ -4484,13 +4484,13 @@
             <w:fldChar w:fldCharType="begin"/>
           </w:r>
           <w:r>
-            <w:instrText xml:space="preserve"> PAGEREF _Toc12433 \h </w:instrText>
+            <w:instrText xml:space="preserve"> PAGEREF _Toc19278 \h </w:instrText>
           </w:r>
           <w:r>
             <w:fldChar w:fldCharType="separate"/>
           </w:r>
           <w:r>
-            <w:t>16</w:t>
+            <w:t>15</w:t>
           </w:r>
           <w:r>
             <w:fldChar w:fldCharType="end"/>
@@ -4510,7 +4510,7 @@
             <w:fldChar w:fldCharType="begin"/>
           </w:r>
           <w:r>
-            <w:instrText xml:space="preserve"> HYPERLINK \l _Toc32298 </w:instrText>
+            <w:instrText xml:space="preserve"> HYPERLINK \l _Toc30834 </w:instrText>
           </w:r>
           <w:r>
             <w:fldChar w:fldCharType="separate"/>
@@ -4543,13 +4543,13 @@
             <w:fldChar w:fldCharType="begin"/>
           </w:r>
           <w:r>
-            <w:instrText xml:space="preserve"> PAGEREF _Toc32298 \h </w:instrText>
+            <w:instrText xml:space="preserve"> PAGEREF _Toc30834 \h </w:instrText>
           </w:r>
           <w:r>
             <w:fldChar w:fldCharType="separate"/>
           </w:r>
           <w:r>
-            <w:t>16</w:t>
+            <w:t>15</w:t>
           </w:r>
           <w:r>
             <w:fldChar w:fldCharType="end"/>
@@ -4569,7 +4569,7 @@
             <w:fldChar w:fldCharType="begin"/>
           </w:r>
           <w:r>
-            <w:instrText xml:space="preserve"> HYPERLINK \l _Toc25106 </w:instrText>
+            <w:instrText xml:space="preserve"> HYPERLINK \l _Toc21055 </w:instrText>
           </w:r>
           <w:r>
             <w:fldChar w:fldCharType="separate"/>
@@ -4602,13 +4602,13 @@
             <w:fldChar w:fldCharType="begin"/>
           </w:r>
           <w:r>
-            <w:instrText xml:space="preserve"> PAGEREF _Toc25106 \h </w:instrText>
+            <w:instrText xml:space="preserve"> PAGEREF _Toc21055 \h </w:instrText>
           </w:r>
           <w:r>
             <w:fldChar w:fldCharType="separate"/>
           </w:r>
           <w:r>
-            <w:t>16</w:t>
+            <w:t>15</w:t>
           </w:r>
           <w:r>
             <w:fldChar w:fldCharType="end"/>
@@ -4628,7 +4628,7 @@
             <w:fldChar w:fldCharType="begin"/>
           </w:r>
           <w:r>
-            <w:instrText xml:space="preserve"> HYPERLINK \l _Toc1523 </w:instrText>
+            <w:instrText xml:space="preserve"> HYPERLINK \l _Toc23768 </w:instrText>
           </w:r>
           <w:r>
             <w:fldChar w:fldCharType="separate"/>
@@ -4647,13 +4647,13 @@
             <w:fldChar w:fldCharType="begin"/>
           </w:r>
           <w:r>
-            <w:instrText xml:space="preserve"> PAGEREF _Toc1523 \h </w:instrText>
+            <w:instrText xml:space="preserve"> PAGEREF _Toc23768 \h </w:instrText>
           </w:r>
           <w:r>
             <w:fldChar w:fldCharType="separate"/>
           </w:r>
           <w:r>
-            <w:t>17</w:t>
+            <w:t>16</w:t>
           </w:r>
           <w:r>
             <w:fldChar w:fldCharType="end"/>
@@ -4673,7 +4673,7 @@
             <w:fldChar w:fldCharType="begin"/>
           </w:r>
           <w:r>
-            <w:instrText xml:space="preserve"> HYPERLINK \l _Toc19056 </w:instrText>
+            <w:instrText xml:space="preserve"> HYPERLINK \l _Toc514 </w:instrText>
           </w:r>
           <w:r>
             <w:fldChar w:fldCharType="separate"/>
@@ -4692,13 +4692,13 @@
             <w:fldChar w:fldCharType="begin"/>
           </w:r>
           <w:r>
-            <w:instrText xml:space="preserve"> PAGEREF _Toc19056 \h </w:instrText>
+            <w:instrText xml:space="preserve"> PAGEREF _Toc514 \h </w:instrText>
           </w:r>
           <w:r>
             <w:fldChar w:fldCharType="separate"/>
           </w:r>
           <w:r>
-            <w:t>17</w:t>
+            <w:t>16</w:t>
           </w:r>
           <w:r>
             <w:fldChar w:fldCharType="end"/>
@@ -4718,7 +4718,7 @@
             <w:fldChar w:fldCharType="begin"/>
           </w:r>
           <w:r>
-            <w:instrText xml:space="preserve"> HYPERLINK \l _Toc20427 </w:instrText>
+            <w:instrText xml:space="preserve"> HYPERLINK \l _Toc23765 </w:instrText>
           </w:r>
           <w:r>
             <w:fldChar w:fldCharType="separate"/>
@@ -4737,13 +4737,13 @@
             <w:fldChar w:fldCharType="begin"/>
           </w:r>
           <w:r>
-            <w:instrText xml:space="preserve"> PAGEREF _Toc20427 \h </w:instrText>
+            <w:instrText xml:space="preserve"> PAGEREF _Toc23765 \h </w:instrText>
           </w:r>
           <w:r>
             <w:fldChar w:fldCharType="separate"/>
           </w:r>
           <w:r>
-            <w:t>17</w:t>
+            <w:t>16</w:t>
           </w:r>
           <w:r>
             <w:fldChar w:fldCharType="end"/>
@@ -4763,7 +4763,7 @@
             <w:fldChar w:fldCharType="begin"/>
           </w:r>
           <w:r>
-            <w:instrText xml:space="preserve"> HYPERLINK \l _Toc23987 </w:instrText>
+            <w:instrText xml:space="preserve"> HYPERLINK \l _Toc25044 </w:instrText>
           </w:r>
           <w:r>
             <w:fldChar w:fldCharType="separate"/>
@@ -4782,13 +4782,13 @@
             <w:fldChar w:fldCharType="begin"/>
           </w:r>
           <w:r>
-            <w:instrText xml:space="preserve"> PAGEREF _Toc23987 \h </w:instrText>
+            <w:instrText xml:space="preserve"> PAGEREF _Toc25044 \h </w:instrText>
           </w:r>
           <w:r>
             <w:fldChar w:fldCharType="separate"/>
           </w:r>
           <w:r>
-            <w:t>17</w:t>
+            <w:t>16</w:t>
           </w:r>
           <w:r>
             <w:fldChar w:fldCharType="end"/>
@@ -4870,7 +4870,7 @@
         <w:fldChar w:fldCharType="begin"/>
       </w:r>
       <w:r>
-        <w:instrText xml:space="preserve"> HYPERLINK \l _Toc6331 </w:instrText>
+        <w:instrText xml:space="preserve"> HYPERLINK \l _Toc14504 </w:instrText>
       </w:r>
       <w:r>
         <w:fldChar w:fldCharType="separate"/>
@@ -4913,7 +4913,7 @@
         <w:fldChar w:fldCharType="begin"/>
       </w:r>
       <w:r>
-        <w:instrText xml:space="preserve"> PAGEREF _Toc6331 \h </w:instrText>
+        <w:instrText xml:space="preserve"> PAGEREF _Toc14504 \h </w:instrText>
       </w:r>
       <w:r>
         <w:fldChar w:fldCharType="separate"/>
@@ -4939,7 +4939,7 @@
         <w:fldChar w:fldCharType="begin"/>
       </w:r>
       <w:r>
-        <w:instrText xml:space="preserve"> HYPERLINK \l _Toc14347 </w:instrText>
+        <w:instrText xml:space="preserve"> HYPERLINK \l _Toc25203 </w:instrText>
       </w:r>
       <w:r>
         <w:fldChar w:fldCharType="separate"/>
@@ -4982,7 +4982,7 @@
         <w:fldChar w:fldCharType="begin"/>
       </w:r>
       <w:r>
-        <w:instrText xml:space="preserve"> PAGEREF _Toc14347 \h </w:instrText>
+        <w:instrText xml:space="preserve"> PAGEREF _Toc25203 \h </w:instrText>
       </w:r>
       <w:r>
         <w:fldChar w:fldCharType="separate"/>
@@ -5008,7 +5008,7 @@
         <w:fldChar w:fldCharType="begin"/>
       </w:r>
       <w:r>
-        <w:instrText xml:space="preserve"> HYPERLINK \l _Toc30172 </w:instrText>
+        <w:instrText xml:space="preserve"> HYPERLINK \l _Toc16681 </w:instrText>
       </w:r>
       <w:r>
         <w:fldChar w:fldCharType="separate"/>
@@ -5058,13 +5058,13 @@
         <w:fldChar w:fldCharType="begin"/>
       </w:r>
       <w:r>
-        <w:instrText xml:space="preserve"> PAGEREF _Toc30172 \h </w:instrText>
+        <w:instrText xml:space="preserve"> PAGEREF _Toc16681 \h </w:instrText>
       </w:r>
       <w:r>
         <w:fldChar w:fldCharType="separate"/>
       </w:r>
       <w:r>
-        <w:t>10</w:t>
+        <w:t>9</w:t>
       </w:r>
       <w:r>
         <w:fldChar w:fldCharType="end"/>
@@ -5084,7 +5084,7 @@
         <w:fldChar w:fldCharType="begin"/>
       </w:r>
       <w:r>
-        <w:instrText xml:space="preserve"> HYPERLINK \l _Toc29855 </w:instrText>
+        <w:instrText xml:space="preserve"> HYPERLINK \l _Toc3860 </w:instrText>
       </w:r>
       <w:r>
         <w:fldChar w:fldCharType="separate"/>
@@ -5127,13 +5127,13 @@
         <w:fldChar w:fldCharType="begin"/>
       </w:r>
       <w:r>
-        <w:instrText xml:space="preserve"> PAGEREF _Toc29855 \h </w:instrText>
+        <w:instrText xml:space="preserve"> PAGEREF _Toc3860 \h </w:instrText>
       </w:r>
       <w:r>
         <w:fldChar w:fldCharType="separate"/>
       </w:r>
       <w:r>
-        <w:t>10</w:t>
+        <w:t>9</w:t>
       </w:r>
       <w:r>
         <w:fldChar w:fldCharType="end"/>
@@ -5153,7 +5153,7 @@
         <w:fldChar w:fldCharType="begin"/>
       </w:r>
       <w:r>
-        <w:instrText xml:space="preserve"> HYPERLINK \l _Toc20872 </w:instrText>
+        <w:instrText xml:space="preserve"> HYPERLINK \l _Toc25755 </w:instrText>
       </w:r>
       <w:r>
         <w:fldChar w:fldCharType="separate"/>
@@ -5196,13 +5196,13 @@
         <w:fldChar w:fldCharType="begin"/>
       </w:r>
       <w:r>
-        <w:instrText xml:space="preserve"> PAGEREF _Toc20872 \h </w:instrText>
+        <w:instrText xml:space="preserve"> PAGEREF _Toc25755 \h </w:instrText>
       </w:r>
       <w:r>
         <w:fldChar w:fldCharType="separate"/>
       </w:r>
       <w:r>
-        <w:t>11</w:t>
+        <w:t>10</w:t>
       </w:r>
       <w:r>
         <w:fldChar w:fldCharType="end"/>
@@ -5222,7 +5222,7 @@
         <w:fldChar w:fldCharType="begin"/>
       </w:r>
       <w:r>
-        <w:instrText xml:space="preserve"> HYPERLINK \l _Toc21726 </w:instrText>
+        <w:instrText xml:space="preserve"> HYPERLINK \l _Toc10047 </w:instrText>
       </w:r>
       <w:r>
         <w:fldChar w:fldCharType="separate"/>
@@ -5265,13 +5265,13 @@
         <w:fldChar w:fldCharType="begin"/>
       </w:r>
       <w:r>
-        <w:instrText xml:space="preserve"> PAGEREF _Toc21726 \h </w:instrText>
+        <w:instrText xml:space="preserve"> PAGEREF _Toc10047 \h </w:instrText>
       </w:r>
       <w:r>
         <w:fldChar w:fldCharType="separate"/>
       </w:r>
       <w:r>
-        <w:t>17</w:t>
+        <w:t>16</w:t>
       </w:r>
       <w:r>
         <w:fldChar w:fldCharType="end"/>
@@ -5291,7 +5291,7 @@
         <w:fldChar w:fldCharType="begin"/>
       </w:r>
       <w:r>
-        <w:instrText xml:space="preserve"> HYPERLINK \l _Toc30100 </w:instrText>
+        <w:instrText xml:space="preserve"> HYPERLINK \l _Toc24976 </w:instrText>
       </w:r>
       <w:r>
         <w:fldChar w:fldCharType="separate"/>
@@ -5334,13 +5334,13 @@
         <w:fldChar w:fldCharType="begin"/>
       </w:r>
       <w:r>
-        <w:instrText xml:space="preserve"> PAGEREF _Toc30100 \h </w:instrText>
+        <w:instrText xml:space="preserve"> PAGEREF _Toc24976 \h </w:instrText>
       </w:r>
       <w:r>
         <w:fldChar w:fldCharType="separate"/>
       </w:r>
       <w:r>
-        <w:t>18</w:t>
+        <w:t>17</w:t>
       </w:r>
       <w:r>
         <w:fldChar w:fldCharType="end"/>
@@ -5420,7 +5420,7 @@
         <w:fldChar w:fldCharType="begin"/>
       </w:r>
       <w:r>
-        <w:instrText xml:space="preserve"> HYPERLINK \l _Toc27619 </w:instrText>
+        <w:instrText xml:space="preserve"> HYPERLINK \l _Toc13606 </w:instrText>
       </w:r>
       <w:r>
         <w:fldChar w:fldCharType="separate"/>
@@ -5463,13 +5463,13 @@
         <w:fldChar w:fldCharType="begin"/>
       </w:r>
       <w:r>
-        <w:instrText xml:space="preserve"> PAGEREF _Toc27619 \h </w:instrText>
+        <w:instrText xml:space="preserve"> PAGEREF _Toc13606 \h </w:instrText>
       </w:r>
       <w:r>
         <w:fldChar w:fldCharType="separate"/>
       </w:r>
       <w:r>
-        <w:t>11</w:t>
+        <w:t>10</w:t>
       </w:r>
       <w:r>
         <w:fldChar w:fldCharType="end"/>
@@ -5545,7 +5545,7 @@
           <w:lang w:val="en-US" w:eastAsia="zh-CN"/>
         </w:rPr>
       </w:pPr>
-      <w:bookmarkStart w:id="1" w:name="_Toc4993"/>
+      <w:bookmarkStart w:id="1" w:name="_Toc18041"/>
       <w:r>
         <w:rPr>
           <w:rFonts w:hint="default"/>
@@ -5772,7 +5772,7 @@
           <w:lang w:val="en-US" w:eastAsia="zh-CN"/>
         </w:rPr>
       </w:pPr>
-      <w:bookmarkStart w:id="2" w:name="_Toc21229"/>
+      <w:bookmarkStart w:id="2" w:name="_Toc21436"/>
       <w:r>
         <w:rPr>
           <w:rFonts w:hint="default"/>
@@ -5994,7 +5994,7 @@
           <w:lang w:val="en-US" w:eastAsia="zh-CN"/>
         </w:rPr>
       </w:pPr>
-      <w:bookmarkStart w:id="3" w:name="_Toc1728"/>
+      <w:bookmarkStart w:id="3" w:name="_Toc15275"/>
       <w:r>
         <w:rPr>
           <w:rFonts w:hint="default"/>
@@ -6148,7 +6148,7 @@
         </w:rPr>
         <w:fldChar w:fldCharType="end"/>
       </w:r>
-      <w:bookmarkStart w:id="4" w:name="_Toc6331"/>
+      <w:bookmarkStart w:id="4" w:name="_Toc14504"/>
       <w:r>
         <w:rPr>
           <w:rFonts w:hint="default"/>
@@ -6194,7 +6194,6 @@
             <w:insideH w:val="none" w:color="auto" w:sz="0" w:space="0"/>
             <w:insideV w:val="none" w:color="auto" w:sz="0" w:space="0"/>
           </w:tblBorders>
-          <w:shd w:val="clear" w:color="auto" w:fill="auto"/>
           <w:tblCellMar>
             <w:top w:w="15" w:type="dxa"/>
             <w:left w:w="15" w:type="dxa"/>
@@ -6346,7 +6345,6 @@
             <w:insideH w:val="none" w:color="auto" w:sz="0" w:space="0"/>
             <w:insideV w:val="none" w:color="auto" w:sz="0" w:space="0"/>
           </w:tblBorders>
-          <w:shd w:val="clear" w:color="auto" w:fill="auto"/>
           <w:tblCellMar>
             <w:top w:w="15" w:type="dxa"/>
             <w:left w:w="15" w:type="dxa"/>
@@ -6645,7 +6643,6 @@
             <w:insideH w:val="none" w:color="auto" w:sz="0" w:space="0"/>
             <w:insideV w:val="none" w:color="auto" w:sz="0" w:space="0"/>
           </w:tblBorders>
-          <w:shd w:val="clear" w:color="auto" w:fill="auto"/>
           <w:tblCellMar>
             <w:top w:w="15" w:type="dxa"/>
             <w:left w:w="15" w:type="dxa"/>
@@ -6795,7 +6792,6 @@
             <w:insideH w:val="none" w:color="auto" w:sz="0" w:space="0"/>
             <w:insideV w:val="none" w:color="auto" w:sz="0" w:space="0"/>
           </w:tblBorders>
-          <w:shd w:val="clear" w:color="auto" w:fill="auto"/>
           <w:tblCellMar>
             <w:top w:w="15" w:type="dxa"/>
             <w:left w:w="15" w:type="dxa"/>
@@ -7244,6 +7240,7 @@
             <w:insideH w:val="none" w:color="auto" w:sz="0" w:space="0"/>
             <w:insideV w:val="none" w:color="auto" w:sz="0" w:space="0"/>
           </w:tblBorders>
+          <w:shd w:val="clear" w:color="auto" w:fill="auto"/>
           <w:tblCellMar>
             <w:top w:w="15" w:type="dxa"/>
             <w:left w:w="15" w:type="dxa"/>
@@ -7551,7 +7548,7 @@
           <w:lang w:val="en-US" w:eastAsia="zh-CN"/>
         </w:rPr>
       </w:pPr>
-      <w:bookmarkStart w:id="5" w:name="_Toc7159"/>
+      <w:bookmarkStart w:id="5" w:name="_Toc18853"/>
       <w:r>
         <w:rPr>
           <w:rFonts w:hint="default"/>
@@ -7690,7 +7687,7 @@
         </w:rPr>
         <w:fldChar w:fldCharType="end"/>
       </w:r>
-      <w:bookmarkStart w:id="6" w:name="_Toc14347"/>
+      <w:bookmarkStart w:id="6" w:name="_Toc25203"/>
       <w:r>
         <w:rPr>
           <w:rFonts w:hint="default"/>
@@ -7953,7 +7950,6 @@
             <w:insideH w:val="none" w:color="auto" w:sz="0" w:space="0"/>
             <w:insideV w:val="none" w:color="auto" w:sz="0" w:space="0"/>
           </w:tblBorders>
-          <w:shd w:val="clear" w:color="auto" w:fill="auto"/>
           <w:tblCellMar>
             <w:top w:w="15" w:type="dxa"/>
             <w:left w:w="15" w:type="dxa"/>
@@ -8405,7 +8401,6 @@
             <w:insideH w:val="none" w:color="auto" w:sz="0" w:space="0"/>
             <w:insideV w:val="none" w:color="auto" w:sz="0" w:space="0"/>
           </w:tblBorders>
-          <w:shd w:val="clear" w:color="auto" w:fill="auto"/>
           <w:tblCellMar>
             <w:top w:w="15" w:type="dxa"/>
             <w:left w:w="15" w:type="dxa"/>
@@ -9297,7 +9292,6 @@
             <w:insideH w:val="none" w:color="auto" w:sz="0" w:space="0"/>
             <w:insideV w:val="none" w:color="auto" w:sz="0" w:space="0"/>
           </w:tblBorders>
-          <w:shd w:val="clear" w:color="auto" w:fill="auto"/>
           <w:tblCellMar>
             <w:top w:w="15" w:type="dxa"/>
             <w:left w:w="15" w:type="dxa"/>
@@ -9568,7 +9562,7 @@
           <w:lang w:val="en-US" w:eastAsia="zh-CN"/>
         </w:rPr>
       </w:pPr>
-      <w:bookmarkStart w:id="7" w:name="_Toc30064"/>
+      <w:bookmarkStart w:id="7" w:name="_Toc12179"/>
       <w:r>
         <w:rPr>
           <w:rFonts w:hint="default"/>
@@ -9620,7 +9614,7 @@
           <w:lang w:val="en-US" w:eastAsia="zh-CN"/>
         </w:rPr>
       </w:pPr>
-      <w:bookmarkStart w:id="8" w:name="_Toc23581"/>
+      <w:bookmarkStart w:id="8" w:name="_Toc27301"/>
       <w:r>
         <w:rPr>
           <w:rFonts w:hint="default"/>
@@ -9822,7 +9816,7 @@
           <w:lang w:val="en-US" w:eastAsia="zh-CN"/>
         </w:rPr>
       </w:pPr>
-      <w:bookmarkStart w:id="9" w:name="_Toc21368"/>
+      <w:bookmarkStart w:id="9" w:name="_Toc23951"/>
       <w:r>
         <w:rPr>
           <w:rFonts w:hint="default"/>
@@ -9899,7 +9893,7 @@
           <w:lang w:val="en-US" w:eastAsia="zh-CN"/>
         </w:rPr>
       </w:pPr>
-      <w:bookmarkStart w:id="10" w:name="_Toc7469"/>
+      <w:bookmarkStart w:id="10" w:name="_Toc6242"/>
       <w:r>
         <w:rPr>
           <w:rFonts w:hint="default"/>
@@ -9976,7 +9970,7 @@
           <w:lang w:val="en-US" w:eastAsia="zh-CN"/>
         </w:rPr>
       </w:pPr>
-      <w:bookmarkStart w:id="11" w:name="_Toc23280"/>
+      <w:bookmarkStart w:id="11" w:name="_Toc28001"/>
       <w:r>
         <w:rPr>
           <w:rFonts w:hint="default"/>
@@ -10028,7 +10022,7 @@
           <w:lang w:val="en-US" w:eastAsia="zh-CN"/>
         </w:rPr>
       </w:pPr>
-      <w:bookmarkStart w:id="12" w:name="_Toc4721"/>
+      <w:bookmarkStart w:id="12" w:name="_Toc23914"/>
       <w:r>
         <w:rPr>
           <w:rFonts w:hint="default"/>
@@ -10155,7 +10149,7 @@
           <w:lang w:val="en-US" w:eastAsia="zh-CN"/>
         </w:rPr>
       </w:pPr>
-      <w:bookmarkStart w:id="13" w:name="_Toc5438"/>
+      <w:bookmarkStart w:id="13" w:name="_Toc498"/>
       <w:r>
         <w:rPr>
           <w:rFonts w:hint="default"/>
@@ -10207,7 +10201,7 @@
           <w:lang w:val="en-US" w:eastAsia="zh-CN"/>
         </w:rPr>
       </w:pPr>
-      <w:bookmarkStart w:id="14" w:name="_Toc24029"/>
+      <w:bookmarkStart w:id="14" w:name="_Toc12642"/>
       <w:r>
         <w:rPr>
           <w:rFonts w:hint="default"/>
@@ -10259,7 +10253,7 @@
           <w:lang w:val="en-US" w:eastAsia="zh-CN"/>
         </w:rPr>
       </w:pPr>
-      <w:bookmarkStart w:id="15" w:name="_Toc27170"/>
+      <w:bookmarkStart w:id="15" w:name="_Toc6949"/>
       <w:r>
         <w:rPr>
           <w:rFonts w:hint="default"/>
@@ -10286,7 +10280,7 @@
           <w:lang w:val="en-US" w:eastAsia="zh-CN"/>
         </w:rPr>
       </w:pPr>
-      <w:bookmarkStart w:id="16" w:name="_Toc18267"/>
+      <w:bookmarkStart w:id="16" w:name="_Toc18455"/>
       <w:r>
         <w:rPr>
           <w:rFonts w:hint="default"/>
@@ -10319,21 +10313,6 @@
           <w:lang w:val="en-US" w:eastAsia="zh-CN"/>
         </w:rPr>
         <w:t>根据问题所属的技术领域和业务类型，将问题分为以下类别：</w:t>
-      </w:r>
-    </w:p>
-    <w:p>
-      <w:pPr>
-        <w:rPr>
-          <w:rFonts w:hint="eastAsia"/>
-          <w:lang w:val="en-US" w:eastAsia="zh-CN"/>
-        </w:rPr>
-      </w:pPr>
-      <w:r>
-        <w:rPr>
-          <w:rFonts w:hint="eastAsia"/>
-          <w:lang w:val="en-US" w:eastAsia="zh-CN"/>
-        </w:rPr>
-        <w:br w:type="page"/>
       </w:r>
     </w:p>
     <w:p>
@@ -10360,6 +10339,8 @@
           <w:lang w:val="en-US" w:eastAsia="zh-CN"/>
         </w:rPr>
       </w:pPr>
+      <w:bookmarkStart w:id="47" w:name="_GoBack"/>
+      <w:bookmarkEnd w:id="47"/>
       <w:r>
         <w:rPr>
           <w:rFonts w:hint="eastAsia"/>
@@ -10471,7 +10452,7 @@
         </w:rPr>
         <w:fldChar w:fldCharType="end"/>
       </w:r>
-      <w:bookmarkStart w:id="17" w:name="_Toc30172"/>
+      <w:bookmarkStart w:id="17" w:name="_Toc16681"/>
       <w:r>
         <w:rPr>
           <w:rFonts w:hint="default"/>
@@ -10741,6 +10722,7 @@
             <w:insideH w:val="none" w:color="auto" w:sz="0" w:space="0"/>
             <w:insideV w:val="none" w:color="auto" w:sz="0" w:space="0"/>
           </w:tblBorders>
+          <w:shd w:val="clear" w:color="auto" w:fill="auto"/>
           <w:tblCellMar>
             <w:top w:w="15" w:type="dxa"/>
             <w:left w:w="15" w:type="dxa"/>
@@ -11128,786 +11110,6 @@
                 <w:lang w:val="en-US" w:eastAsia="zh-CN"/>
               </w:rPr>
               <w:t>网络连通性、带宽、延迟等问题</w:t>
-            </w:r>
-          </w:p>
-        </w:tc>
-      </w:tr>
-      <w:tr>
-        <w:tblPrEx>
-          <w:tblBorders>
-            <w:top w:val="none" w:color="auto" w:sz="0" w:space="0"/>
-            <w:left w:val="none" w:color="auto" w:sz="0" w:space="0"/>
-            <w:bottom w:val="none" w:color="auto" w:sz="0" w:space="0"/>
-            <w:right w:val="none" w:color="auto" w:sz="0" w:space="0"/>
-            <w:insideH w:val="none" w:color="auto" w:sz="0" w:space="0"/>
-            <w:insideV w:val="none" w:color="auto" w:sz="0" w:space="0"/>
-          </w:tblBorders>
-          <w:tblCellMar>
-            <w:top w:w="15" w:type="dxa"/>
-            <w:left w:w="15" w:type="dxa"/>
-            <w:bottom w:w="15" w:type="dxa"/>
-            <w:right w:w="15" w:type="dxa"/>
-          </w:tblCellMar>
-        </w:tblPrEx>
-        <w:trPr>
-          <w:trHeight w:val="0" w:hRule="atLeast"/>
-          <w:jc w:val="center"/>
-        </w:trPr>
-        <w:tc>
-          <w:tcPr>
-            <w:tcW w:w="1612" w:type="dxa"/>
-            <w:vMerge w:val="restart"/>
-            <w:tcBorders>
-              <w:top w:val="single" w:color="auto" w:sz="4" w:space="0"/>
-              <w:left w:val="single" w:color="auto" w:sz="12" w:space="0"/>
-              <w:right w:val="nil"/>
-            </w:tcBorders>
-            <w:shd w:val="clear" w:color="auto" w:fill="auto"/>
-            <w:tcMar>
-              <w:top w:w="120" w:type="dxa"/>
-              <w:left w:w="-1" w:type="dxa"/>
-              <w:bottom w:w="120" w:type="dxa"/>
-              <w:right w:w="192" w:type="dxa"/>
-            </w:tcMar>
-            <w:vAlign w:val="center"/>
-          </w:tcPr>
-          <w:p>
-            <w:pPr>
-              <w:keepNext w:val="0"/>
-              <w:keepLines w:val="0"/>
-              <w:pageBreakBefore w:val="0"/>
-              <w:widowControl w:val="0"/>
-              <w:suppressLineNumbers w:val="0"/>
-              <w:wordWrap/>
-              <w:overflowPunct/>
-              <w:topLinePunct w:val="0"/>
-              <w:bidi w:val="0"/>
-              <w:snapToGrid w:val="0"/>
-              <w:spacing w:line="240" w:lineRule="auto"/>
-              <w:ind w:left="0" w:leftChars="0" w:right="0" w:rightChars="0" w:firstLine="0" w:firstLineChars="0"/>
-              <w:jc w:val="center"/>
-              <w:rPr>
-                <w:rFonts w:hint="default" w:ascii="Segoe UI" w:hAnsi="Segoe UI" w:eastAsia="Segoe UI" w:cs="Segoe UI"/>
-                <w:i w:val="0"/>
-                <w:iCs w:val="0"/>
-                <w:caps w:val="0"/>
-                <w:color w:val="0F1115"/>
-                <w:spacing w:val="0"/>
-                <w:sz w:val="18"/>
-                <w:szCs w:val="18"/>
-              </w:rPr>
-            </w:pPr>
-            <w:r>
-              <w:rPr>
-                <w:rStyle w:val="25"/>
-                <w:rFonts w:hint="default" w:ascii="Segoe UI" w:hAnsi="Segoe UI" w:eastAsia="Segoe UI" w:cs="Segoe UI"/>
-                <w:b/>
-                <w:bCs/>
-                <w:i w:val="0"/>
-                <w:iCs w:val="0"/>
-                <w:caps w:val="0"/>
-                <w:snapToGrid w:val="0"/>
-                <w:color w:val="000000"/>
-                <w:spacing w:val="0"/>
-                <w:kern w:val="0"/>
-                <w:sz w:val="18"/>
-                <w:szCs w:val="18"/>
-                <w:lang w:val="en-US" w:eastAsia="zh-CN"/>
-              </w:rPr>
-              <w:t>硬件类</w:t>
-            </w:r>
-          </w:p>
-        </w:tc>
-        <w:tc>
-          <w:tcPr>
-            <w:tcW w:w="0" w:type="auto"/>
-            <w:tcBorders>
-              <w:top w:val="single" w:color="auto" w:sz="4" w:space="0"/>
-              <w:left w:val="single" w:color="auto" w:sz="4" w:space="0"/>
-              <w:bottom w:val="nil"/>
-              <w:right w:val="nil"/>
-            </w:tcBorders>
-            <w:shd w:val="clear" w:color="auto" w:fill="auto"/>
-            <w:tcMar>
-              <w:top w:w="120" w:type="dxa"/>
-              <w:left w:w="192" w:type="dxa"/>
-              <w:bottom w:w="120" w:type="dxa"/>
-              <w:right w:w="192" w:type="dxa"/>
-            </w:tcMar>
-            <w:vAlign w:val="center"/>
-          </w:tcPr>
-          <w:p>
-            <w:pPr>
-              <w:keepNext w:val="0"/>
-              <w:keepLines w:val="0"/>
-              <w:pageBreakBefore w:val="0"/>
-              <w:widowControl w:val="0"/>
-              <w:suppressLineNumbers w:val="0"/>
-              <w:wordWrap/>
-              <w:overflowPunct/>
-              <w:topLinePunct w:val="0"/>
-              <w:bidi w:val="0"/>
-              <w:snapToGrid w:val="0"/>
-              <w:spacing w:line="240" w:lineRule="auto"/>
-              <w:ind w:left="0" w:leftChars="0" w:right="0" w:rightChars="0" w:firstLine="0" w:firstLineChars="0"/>
-              <w:jc w:val="left"/>
-              <w:rPr>
-                <w:rFonts w:hint="default" w:ascii="Segoe UI" w:hAnsi="Segoe UI" w:eastAsia="Segoe UI" w:cs="Segoe UI"/>
-                <w:i w:val="0"/>
-                <w:iCs w:val="0"/>
-                <w:caps w:val="0"/>
-                <w:color w:val="0F1115"/>
-                <w:spacing w:val="0"/>
-                <w:sz w:val="18"/>
-                <w:szCs w:val="18"/>
-              </w:rPr>
-            </w:pPr>
-            <w:r>
-              <w:rPr>
-                <w:rFonts w:hint="default" w:ascii="Segoe UI" w:hAnsi="Segoe UI" w:eastAsia="Segoe UI" w:cs="Segoe UI"/>
-                <w:i w:val="0"/>
-                <w:iCs w:val="0"/>
-                <w:caps w:val="0"/>
-                <w:snapToGrid w:val="0"/>
-                <w:color w:val="000000"/>
-                <w:spacing w:val="0"/>
-                <w:kern w:val="0"/>
-                <w:sz w:val="18"/>
-                <w:szCs w:val="18"/>
-                <w:lang w:val="en-US" w:eastAsia="zh-CN"/>
-              </w:rPr>
-              <w:t>服务器硬件</w:t>
-            </w:r>
-          </w:p>
-        </w:tc>
-        <w:tc>
-          <w:tcPr>
-            <w:tcW w:w="4993" w:type="dxa"/>
-            <w:tcBorders>
-              <w:top w:val="single" w:color="auto" w:sz="4" w:space="0"/>
-              <w:left w:val="single" w:color="auto" w:sz="4" w:space="0"/>
-              <w:bottom w:val="nil"/>
-              <w:right w:val="single" w:color="auto" w:sz="12" w:space="0"/>
-            </w:tcBorders>
-            <w:shd w:val="clear" w:color="auto" w:fill="auto"/>
-            <w:tcMar>
-              <w:top w:w="120" w:type="dxa"/>
-              <w:left w:w="192" w:type="dxa"/>
-              <w:bottom w:w="120" w:type="dxa"/>
-              <w:right w:w="-1" w:type="dxa"/>
-            </w:tcMar>
-            <w:vAlign w:val="center"/>
-          </w:tcPr>
-          <w:p>
-            <w:pPr>
-              <w:keepNext w:val="0"/>
-              <w:keepLines w:val="0"/>
-              <w:pageBreakBefore w:val="0"/>
-              <w:widowControl w:val="0"/>
-              <w:suppressLineNumbers w:val="0"/>
-              <w:wordWrap/>
-              <w:overflowPunct/>
-              <w:topLinePunct w:val="0"/>
-              <w:bidi w:val="0"/>
-              <w:snapToGrid w:val="0"/>
-              <w:spacing w:line="240" w:lineRule="auto"/>
-              <w:ind w:left="0" w:leftChars="0" w:right="0" w:rightChars="0" w:firstLine="0" w:firstLineChars="0"/>
-              <w:jc w:val="center"/>
-              <w:rPr>
-                <w:rFonts w:hint="default" w:ascii="Segoe UI" w:hAnsi="Segoe UI" w:eastAsia="Segoe UI" w:cs="Segoe UI"/>
-                <w:i w:val="0"/>
-                <w:iCs w:val="0"/>
-                <w:caps w:val="0"/>
-                <w:color w:val="0F1115"/>
-                <w:spacing w:val="0"/>
-                <w:sz w:val="18"/>
-                <w:szCs w:val="18"/>
-              </w:rPr>
-            </w:pPr>
-            <w:r>
-              <w:rPr>
-                <w:rFonts w:hint="default" w:ascii="Segoe UI" w:hAnsi="Segoe UI" w:eastAsia="Segoe UI" w:cs="Segoe UI"/>
-                <w:i w:val="0"/>
-                <w:iCs w:val="0"/>
-                <w:caps w:val="0"/>
-                <w:snapToGrid w:val="0"/>
-                <w:color w:val="000000"/>
-                <w:spacing w:val="0"/>
-                <w:kern w:val="0"/>
-                <w:sz w:val="18"/>
-                <w:szCs w:val="18"/>
-                <w:lang w:val="en-US" w:eastAsia="zh-CN"/>
-              </w:rPr>
-              <w:t>服务器故障、硬件性能问题</w:t>
-            </w:r>
-          </w:p>
-        </w:tc>
-      </w:tr>
-      <w:tr>
-        <w:tblPrEx>
-          <w:tblBorders>
-            <w:top w:val="none" w:color="auto" w:sz="0" w:space="0"/>
-            <w:left w:val="none" w:color="auto" w:sz="0" w:space="0"/>
-            <w:bottom w:val="none" w:color="auto" w:sz="0" w:space="0"/>
-            <w:right w:val="none" w:color="auto" w:sz="0" w:space="0"/>
-            <w:insideH w:val="none" w:color="auto" w:sz="0" w:space="0"/>
-            <w:insideV w:val="none" w:color="auto" w:sz="0" w:space="0"/>
-          </w:tblBorders>
-          <w:tblCellMar>
-            <w:top w:w="15" w:type="dxa"/>
-            <w:left w:w="15" w:type="dxa"/>
-            <w:bottom w:w="15" w:type="dxa"/>
-            <w:right w:w="15" w:type="dxa"/>
-          </w:tblCellMar>
-        </w:tblPrEx>
-        <w:trPr>
-          <w:trHeight w:val="0" w:hRule="atLeast"/>
-          <w:jc w:val="center"/>
-        </w:trPr>
-        <w:tc>
-          <w:tcPr>
-            <w:tcW w:w="1612" w:type="dxa"/>
-            <w:vMerge w:val="continue"/>
-            <w:tcBorders>
-              <w:left w:val="single" w:color="auto" w:sz="12" w:space="0"/>
-              <w:right w:val="nil"/>
-            </w:tcBorders>
-            <w:shd w:val="clear" w:color="auto" w:fill="auto"/>
-            <w:tcMar>
-              <w:top w:w="120" w:type="dxa"/>
-              <w:left w:w="-1" w:type="dxa"/>
-              <w:bottom w:w="120" w:type="dxa"/>
-              <w:right w:w="192" w:type="dxa"/>
-            </w:tcMar>
-            <w:vAlign w:val="center"/>
-          </w:tcPr>
-          <w:p>
-            <w:pPr>
-              <w:keepNext w:val="0"/>
-              <w:keepLines w:val="0"/>
-              <w:pageBreakBefore w:val="0"/>
-              <w:widowControl w:val="0"/>
-              <w:wordWrap/>
-              <w:overflowPunct/>
-              <w:topLinePunct w:val="0"/>
-              <w:bidi w:val="0"/>
-              <w:snapToGrid w:val="0"/>
-              <w:ind w:left="0" w:leftChars="0" w:right="0" w:rightChars="0" w:firstLine="0" w:firstLineChars="0"/>
-              <w:jc w:val="center"/>
-              <w:rPr>
-                <w:rFonts w:hint="default" w:ascii="Segoe UI" w:hAnsi="Segoe UI" w:eastAsia="Segoe UI" w:cs="Segoe UI"/>
-                <w:i w:val="0"/>
-                <w:iCs w:val="0"/>
-                <w:caps w:val="0"/>
-                <w:color w:val="0F1115"/>
-                <w:spacing w:val="0"/>
-                <w:sz w:val="18"/>
-                <w:szCs w:val="18"/>
-              </w:rPr>
-            </w:pPr>
-          </w:p>
-        </w:tc>
-        <w:tc>
-          <w:tcPr>
-            <w:tcW w:w="0" w:type="auto"/>
-            <w:tcBorders>
-              <w:top w:val="single" w:color="auto" w:sz="4" w:space="0"/>
-              <w:left w:val="single" w:color="auto" w:sz="4" w:space="0"/>
-              <w:bottom w:val="nil"/>
-              <w:right w:val="nil"/>
-            </w:tcBorders>
-            <w:shd w:val="clear" w:color="auto" w:fill="auto"/>
-            <w:tcMar>
-              <w:top w:w="120" w:type="dxa"/>
-              <w:left w:w="192" w:type="dxa"/>
-              <w:bottom w:w="120" w:type="dxa"/>
-              <w:right w:w="192" w:type="dxa"/>
-            </w:tcMar>
-            <w:vAlign w:val="center"/>
-          </w:tcPr>
-          <w:p>
-            <w:pPr>
-              <w:keepNext w:val="0"/>
-              <w:keepLines w:val="0"/>
-              <w:pageBreakBefore w:val="0"/>
-              <w:widowControl w:val="0"/>
-              <w:suppressLineNumbers w:val="0"/>
-              <w:wordWrap/>
-              <w:overflowPunct/>
-              <w:topLinePunct w:val="0"/>
-              <w:bidi w:val="0"/>
-              <w:snapToGrid w:val="0"/>
-              <w:spacing w:line="240" w:lineRule="auto"/>
-              <w:ind w:left="0" w:leftChars="0" w:right="0" w:rightChars="0" w:firstLine="0" w:firstLineChars="0"/>
-              <w:jc w:val="left"/>
-              <w:rPr>
-                <w:rFonts w:hint="default" w:ascii="Segoe UI" w:hAnsi="Segoe UI" w:eastAsia="Segoe UI" w:cs="Segoe UI"/>
-                <w:i w:val="0"/>
-                <w:iCs w:val="0"/>
-                <w:caps w:val="0"/>
-                <w:color w:val="0F1115"/>
-                <w:spacing w:val="0"/>
-                <w:sz w:val="18"/>
-                <w:szCs w:val="18"/>
-              </w:rPr>
-            </w:pPr>
-            <w:r>
-              <w:rPr>
-                <w:rFonts w:hint="default" w:ascii="Segoe UI" w:hAnsi="Segoe UI" w:eastAsia="Segoe UI" w:cs="Segoe UI"/>
-                <w:i w:val="0"/>
-                <w:iCs w:val="0"/>
-                <w:caps w:val="0"/>
-                <w:snapToGrid w:val="0"/>
-                <w:color w:val="000000"/>
-                <w:spacing w:val="0"/>
-                <w:kern w:val="0"/>
-                <w:sz w:val="18"/>
-                <w:szCs w:val="18"/>
-                <w:lang w:val="en-US" w:eastAsia="zh-CN"/>
-              </w:rPr>
-              <w:t>存储设备</w:t>
-            </w:r>
-          </w:p>
-        </w:tc>
-        <w:tc>
-          <w:tcPr>
-            <w:tcW w:w="4993" w:type="dxa"/>
-            <w:tcBorders>
-              <w:top w:val="single" w:color="auto" w:sz="4" w:space="0"/>
-              <w:left w:val="single" w:color="auto" w:sz="4" w:space="0"/>
-              <w:bottom w:val="nil"/>
-              <w:right w:val="single" w:color="auto" w:sz="12" w:space="0"/>
-            </w:tcBorders>
-            <w:shd w:val="clear" w:color="auto" w:fill="auto"/>
-            <w:tcMar>
-              <w:top w:w="120" w:type="dxa"/>
-              <w:left w:w="192" w:type="dxa"/>
-              <w:bottom w:w="120" w:type="dxa"/>
-              <w:right w:w="-1" w:type="dxa"/>
-            </w:tcMar>
-            <w:vAlign w:val="center"/>
-          </w:tcPr>
-          <w:p>
-            <w:pPr>
-              <w:keepNext w:val="0"/>
-              <w:keepLines w:val="0"/>
-              <w:pageBreakBefore w:val="0"/>
-              <w:widowControl w:val="0"/>
-              <w:suppressLineNumbers w:val="0"/>
-              <w:wordWrap/>
-              <w:overflowPunct/>
-              <w:topLinePunct w:val="0"/>
-              <w:bidi w:val="0"/>
-              <w:snapToGrid w:val="0"/>
-              <w:spacing w:line="240" w:lineRule="auto"/>
-              <w:ind w:left="0" w:leftChars="0" w:right="0" w:rightChars="0" w:firstLine="0" w:firstLineChars="0"/>
-              <w:jc w:val="center"/>
-              <w:rPr>
-                <w:rFonts w:hint="default" w:ascii="Segoe UI" w:hAnsi="Segoe UI" w:eastAsia="Segoe UI" w:cs="Segoe UI"/>
-                <w:i w:val="0"/>
-                <w:iCs w:val="0"/>
-                <w:caps w:val="0"/>
-                <w:color w:val="0F1115"/>
-                <w:spacing w:val="0"/>
-                <w:sz w:val="18"/>
-                <w:szCs w:val="18"/>
-              </w:rPr>
-            </w:pPr>
-            <w:r>
-              <w:rPr>
-                <w:rFonts w:hint="default" w:ascii="Segoe UI" w:hAnsi="Segoe UI" w:eastAsia="Segoe UI" w:cs="Segoe UI"/>
-                <w:i w:val="0"/>
-                <w:iCs w:val="0"/>
-                <w:caps w:val="0"/>
-                <w:snapToGrid w:val="0"/>
-                <w:color w:val="000000"/>
-                <w:spacing w:val="0"/>
-                <w:kern w:val="0"/>
-                <w:sz w:val="18"/>
-                <w:szCs w:val="18"/>
-                <w:lang w:val="en-US" w:eastAsia="zh-CN"/>
-              </w:rPr>
-              <w:t>存储故障、空间不足等问题</w:t>
-            </w:r>
-          </w:p>
-        </w:tc>
-      </w:tr>
-      <w:tr>
-        <w:tblPrEx>
-          <w:tblBorders>
-            <w:top w:val="none" w:color="auto" w:sz="0" w:space="0"/>
-            <w:left w:val="none" w:color="auto" w:sz="0" w:space="0"/>
-            <w:bottom w:val="none" w:color="auto" w:sz="0" w:space="0"/>
-            <w:right w:val="none" w:color="auto" w:sz="0" w:space="0"/>
-            <w:insideH w:val="none" w:color="auto" w:sz="0" w:space="0"/>
-            <w:insideV w:val="none" w:color="auto" w:sz="0" w:space="0"/>
-          </w:tblBorders>
-          <w:shd w:val="clear" w:color="auto" w:fill="auto"/>
-          <w:tblCellMar>
-            <w:top w:w="15" w:type="dxa"/>
-            <w:left w:w="15" w:type="dxa"/>
-            <w:bottom w:w="15" w:type="dxa"/>
-            <w:right w:w="15" w:type="dxa"/>
-          </w:tblCellMar>
-        </w:tblPrEx>
-        <w:trPr>
-          <w:trHeight w:val="0" w:hRule="atLeast"/>
-          <w:jc w:val="center"/>
-        </w:trPr>
-        <w:tc>
-          <w:tcPr>
-            <w:tcW w:w="1612" w:type="dxa"/>
-            <w:vMerge w:val="continue"/>
-            <w:tcBorders>
-              <w:left w:val="single" w:color="auto" w:sz="12" w:space="0"/>
-              <w:right w:val="nil"/>
-            </w:tcBorders>
-            <w:shd w:val="clear" w:color="auto" w:fill="auto"/>
-            <w:tcMar>
-              <w:top w:w="120" w:type="dxa"/>
-              <w:left w:w="-1" w:type="dxa"/>
-              <w:bottom w:w="120" w:type="dxa"/>
-              <w:right w:w="192" w:type="dxa"/>
-            </w:tcMar>
-            <w:vAlign w:val="center"/>
-          </w:tcPr>
-          <w:p>
-            <w:pPr>
-              <w:keepNext w:val="0"/>
-              <w:keepLines w:val="0"/>
-              <w:pageBreakBefore w:val="0"/>
-              <w:widowControl w:val="0"/>
-              <w:wordWrap/>
-              <w:overflowPunct/>
-              <w:topLinePunct w:val="0"/>
-              <w:bidi w:val="0"/>
-              <w:snapToGrid w:val="0"/>
-              <w:ind w:left="0" w:leftChars="0" w:right="0" w:rightChars="0" w:firstLine="0" w:firstLineChars="0"/>
-              <w:jc w:val="center"/>
-              <w:rPr>
-                <w:rFonts w:hint="default" w:ascii="Segoe UI" w:hAnsi="Segoe UI" w:eastAsia="Segoe UI" w:cs="Segoe UI"/>
-                <w:i w:val="0"/>
-                <w:iCs w:val="0"/>
-                <w:caps w:val="0"/>
-                <w:color w:val="0F1115"/>
-                <w:spacing w:val="0"/>
-                <w:sz w:val="18"/>
-                <w:szCs w:val="18"/>
-              </w:rPr>
-            </w:pPr>
-          </w:p>
-        </w:tc>
-        <w:tc>
-          <w:tcPr>
-            <w:tcW w:w="0" w:type="auto"/>
-            <w:tcBorders>
-              <w:top w:val="single" w:color="auto" w:sz="4" w:space="0"/>
-              <w:left w:val="single" w:color="auto" w:sz="4" w:space="0"/>
-              <w:bottom w:val="nil"/>
-              <w:right w:val="nil"/>
-            </w:tcBorders>
-            <w:shd w:val="clear" w:color="auto" w:fill="auto"/>
-            <w:tcMar>
-              <w:top w:w="120" w:type="dxa"/>
-              <w:left w:w="192" w:type="dxa"/>
-              <w:bottom w:w="120" w:type="dxa"/>
-              <w:right w:w="192" w:type="dxa"/>
-            </w:tcMar>
-            <w:vAlign w:val="center"/>
-          </w:tcPr>
-          <w:p>
-            <w:pPr>
-              <w:keepNext w:val="0"/>
-              <w:keepLines w:val="0"/>
-              <w:pageBreakBefore w:val="0"/>
-              <w:widowControl w:val="0"/>
-              <w:suppressLineNumbers w:val="0"/>
-              <w:wordWrap/>
-              <w:overflowPunct/>
-              <w:topLinePunct w:val="0"/>
-              <w:bidi w:val="0"/>
-              <w:snapToGrid w:val="0"/>
-              <w:spacing w:line="240" w:lineRule="auto"/>
-              <w:ind w:left="0" w:leftChars="0" w:right="0" w:rightChars="0" w:firstLine="0" w:firstLineChars="0"/>
-              <w:jc w:val="left"/>
-              <w:rPr>
-                <w:rFonts w:hint="default" w:ascii="Segoe UI" w:hAnsi="Segoe UI" w:eastAsia="Segoe UI" w:cs="Segoe UI"/>
-                <w:i w:val="0"/>
-                <w:iCs w:val="0"/>
-                <w:caps w:val="0"/>
-                <w:color w:val="0F1115"/>
-                <w:spacing w:val="0"/>
-                <w:sz w:val="18"/>
-                <w:szCs w:val="18"/>
-              </w:rPr>
-            </w:pPr>
-            <w:r>
-              <w:rPr>
-                <w:rFonts w:hint="default" w:ascii="Segoe UI" w:hAnsi="Segoe UI" w:eastAsia="Segoe UI" w:cs="Segoe UI"/>
-                <w:i w:val="0"/>
-                <w:iCs w:val="0"/>
-                <w:caps w:val="0"/>
-                <w:snapToGrid w:val="0"/>
-                <w:color w:val="000000"/>
-                <w:spacing w:val="0"/>
-                <w:kern w:val="0"/>
-                <w:sz w:val="18"/>
-                <w:szCs w:val="18"/>
-                <w:lang w:val="en-US" w:eastAsia="zh-CN"/>
-              </w:rPr>
-              <w:t>网络设备</w:t>
-            </w:r>
-          </w:p>
-        </w:tc>
-        <w:tc>
-          <w:tcPr>
-            <w:tcW w:w="4993" w:type="dxa"/>
-            <w:tcBorders>
-              <w:top w:val="single" w:color="auto" w:sz="4" w:space="0"/>
-              <w:left w:val="single" w:color="auto" w:sz="4" w:space="0"/>
-              <w:bottom w:val="nil"/>
-              <w:right w:val="single" w:color="auto" w:sz="12" w:space="0"/>
-            </w:tcBorders>
-            <w:shd w:val="clear" w:color="auto" w:fill="auto"/>
-            <w:tcMar>
-              <w:top w:w="120" w:type="dxa"/>
-              <w:left w:w="192" w:type="dxa"/>
-              <w:bottom w:w="120" w:type="dxa"/>
-              <w:right w:w="-1" w:type="dxa"/>
-            </w:tcMar>
-            <w:vAlign w:val="center"/>
-          </w:tcPr>
-          <w:p>
-            <w:pPr>
-              <w:keepNext w:val="0"/>
-              <w:keepLines w:val="0"/>
-              <w:pageBreakBefore w:val="0"/>
-              <w:widowControl w:val="0"/>
-              <w:suppressLineNumbers w:val="0"/>
-              <w:wordWrap/>
-              <w:overflowPunct/>
-              <w:topLinePunct w:val="0"/>
-              <w:bidi w:val="0"/>
-              <w:snapToGrid w:val="0"/>
-              <w:spacing w:line="240" w:lineRule="auto"/>
-              <w:ind w:left="0" w:leftChars="0" w:right="0" w:rightChars="0" w:firstLine="0" w:firstLineChars="0"/>
-              <w:jc w:val="center"/>
-              <w:rPr>
-                <w:rFonts w:hint="default" w:ascii="Segoe UI" w:hAnsi="Segoe UI" w:eastAsia="Segoe UI" w:cs="Segoe UI"/>
-                <w:i w:val="0"/>
-                <w:iCs w:val="0"/>
-                <w:caps w:val="0"/>
-                <w:color w:val="0F1115"/>
-                <w:spacing w:val="0"/>
-                <w:sz w:val="18"/>
-                <w:szCs w:val="18"/>
-              </w:rPr>
-            </w:pPr>
-            <w:r>
-              <w:rPr>
-                <w:rFonts w:hint="default" w:ascii="Segoe UI" w:hAnsi="Segoe UI" w:eastAsia="Segoe UI" w:cs="Segoe UI"/>
-                <w:i w:val="0"/>
-                <w:iCs w:val="0"/>
-                <w:caps w:val="0"/>
-                <w:snapToGrid w:val="0"/>
-                <w:color w:val="000000"/>
-                <w:spacing w:val="0"/>
-                <w:kern w:val="0"/>
-                <w:sz w:val="18"/>
-                <w:szCs w:val="18"/>
-                <w:lang w:val="en-US" w:eastAsia="zh-CN"/>
-              </w:rPr>
-              <w:t>路由器、交换机、防火墙等设备问题</w:t>
-            </w:r>
-          </w:p>
-        </w:tc>
-      </w:tr>
-      <w:tr>
-        <w:tblPrEx>
-          <w:tblBorders>
-            <w:top w:val="none" w:color="auto" w:sz="0" w:space="0"/>
-            <w:left w:val="none" w:color="auto" w:sz="0" w:space="0"/>
-            <w:bottom w:val="none" w:color="auto" w:sz="0" w:space="0"/>
-            <w:right w:val="none" w:color="auto" w:sz="0" w:space="0"/>
-            <w:insideH w:val="none" w:color="auto" w:sz="0" w:space="0"/>
-            <w:insideV w:val="none" w:color="auto" w:sz="0" w:space="0"/>
-          </w:tblBorders>
-          <w:tblCellMar>
-            <w:top w:w="15" w:type="dxa"/>
-            <w:left w:w="15" w:type="dxa"/>
-            <w:bottom w:w="15" w:type="dxa"/>
-            <w:right w:w="15" w:type="dxa"/>
-          </w:tblCellMar>
-        </w:tblPrEx>
-        <w:trPr>
-          <w:trHeight w:val="0" w:hRule="atLeast"/>
-          <w:jc w:val="center"/>
-        </w:trPr>
-        <w:tc>
-          <w:tcPr>
-            <w:tcW w:w="1612" w:type="dxa"/>
-            <w:vMerge w:val="continue"/>
-            <w:tcBorders>
-              <w:left w:val="single" w:color="auto" w:sz="12" w:space="0"/>
-              <w:bottom w:val="nil"/>
-              <w:right w:val="nil"/>
-            </w:tcBorders>
-            <w:shd w:val="clear" w:color="auto" w:fill="auto"/>
-            <w:tcMar>
-              <w:top w:w="120" w:type="dxa"/>
-              <w:left w:w="-1" w:type="dxa"/>
-              <w:bottom w:w="120" w:type="dxa"/>
-              <w:right w:w="192" w:type="dxa"/>
-            </w:tcMar>
-            <w:vAlign w:val="center"/>
-          </w:tcPr>
-          <w:p>
-            <w:pPr>
-              <w:keepNext w:val="0"/>
-              <w:keepLines w:val="0"/>
-              <w:pageBreakBefore w:val="0"/>
-              <w:widowControl w:val="0"/>
-              <w:wordWrap/>
-              <w:overflowPunct/>
-              <w:topLinePunct w:val="0"/>
-              <w:bidi w:val="0"/>
-              <w:snapToGrid w:val="0"/>
-              <w:ind w:left="0" w:leftChars="0" w:right="0" w:rightChars="0" w:firstLine="0" w:firstLineChars="0"/>
-              <w:jc w:val="center"/>
-              <w:rPr>
-                <w:rFonts w:hint="default" w:ascii="Segoe UI" w:hAnsi="Segoe UI" w:eastAsia="Segoe UI" w:cs="Segoe UI"/>
-                <w:i w:val="0"/>
-                <w:iCs w:val="0"/>
-                <w:caps w:val="0"/>
-                <w:color w:val="0F1115"/>
-                <w:spacing w:val="0"/>
-                <w:sz w:val="18"/>
-                <w:szCs w:val="18"/>
-              </w:rPr>
-            </w:pPr>
-          </w:p>
-        </w:tc>
-        <w:tc>
-          <w:tcPr>
-            <w:tcW w:w="0" w:type="auto"/>
-            <w:tcBorders>
-              <w:top w:val="single" w:color="auto" w:sz="4" w:space="0"/>
-              <w:left w:val="single" w:color="auto" w:sz="4" w:space="0"/>
-              <w:bottom w:val="nil"/>
-              <w:right w:val="nil"/>
-            </w:tcBorders>
-            <w:shd w:val="clear" w:color="auto" w:fill="auto"/>
-            <w:tcMar>
-              <w:top w:w="120" w:type="dxa"/>
-              <w:left w:w="192" w:type="dxa"/>
-              <w:bottom w:w="120" w:type="dxa"/>
-              <w:right w:w="192" w:type="dxa"/>
-            </w:tcMar>
-            <w:vAlign w:val="center"/>
-          </w:tcPr>
-          <w:p>
-            <w:pPr>
-              <w:keepNext w:val="0"/>
-              <w:keepLines w:val="0"/>
-              <w:pageBreakBefore w:val="0"/>
-              <w:widowControl w:val="0"/>
-              <w:suppressLineNumbers w:val="0"/>
-              <w:wordWrap/>
-              <w:overflowPunct/>
-              <w:topLinePunct w:val="0"/>
-              <w:bidi w:val="0"/>
-              <w:snapToGrid w:val="0"/>
-              <w:spacing w:line="240" w:lineRule="auto"/>
-              <w:ind w:left="0" w:leftChars="0" w:right="0" w:rightChars="0" w:firstLine="0" w:firstLineChars="0"/>
-              <w:jc w:val="left"/>
-              <w:rPr>
-                <w:rFonts w:hint="default" w:ascii="Segoe UI" w:hAnsi="Segoe UI" w:eastAsia="Segoe UI" w:cs="Segoe UI"/>
-                <w:i w:val="0"/>
-                <w:iCs w:val="0"/>
-                <w:caps w:val="0"/>
-                <w:color w:val="0F1115"/>
-                <w:spacing w:val="0"/>
-                <w:sz w:val="18"/>
-                <w:szCs w:val="18"/>
-              </w:rPr>
-            </w:pPr>
-            <w:r>
-              <w:rPr>
-                <w:rFonts w:hint="default" w:ascii="Segoe UI" w:hAnsi="Segoe UI" w:eastAsia="Segoe UI" w:cs="Segoe UI"/>
-                <w:i w:val="0"/>
-                <w:iCs w:val="0"/>
-                <w:caps w:val="0"/>
-                <w:snapToGrid w:val="0"/>
-                <w:color w:val="000000"/>
-                <w:spacing w:val="0"/>
-                <w:kern w:val="0"/>
-                <w:sz w:val="18"/>
-                <w:szCs w:val="18"/>
-                <w:lang w:val="en-US" w:eastAsia="zh-CN"/>
-              </w:rPr>
-              <w:t>桌面设备</w:t>
-            </w:r>
-          </w:p>
-        </w:tc>
-        <w:tc>
-          <w:tcPr>
-            <w:tcW w:w="4993" w:type="dxa"/>
-            <w:tcBorders>
-              <w:top w:val="single" w:color="auto" w:sz="4" w:space="0"/>
-              <w:left w:val="single" w:color="auto" w:sz="4" w:space="0"/>
-              <w:bottom w:val="nil"/>
-              <w:right w:val="single" w:color="auto" w:sz="12" w:space="0"/>
-            </w:tcBorders>
-            <w:shd w:val="clear" w:color="auto" w:fill="auto"/>
-            <w:tcMar>
-              <w:top w:w="120" w:type="dxa"/>
-              <w:left w:w="192" w:type="dxa"/>
-              <w:bottom w:w="120" w:type="dxa"/>
-              <w:right w:w="-1" w:type="dxa"/>
-            </w:tcMar>
-            <w:vAlign w:val="center"/>
-          </w:tcPr>
-          <w:p>
-            <w:pPr>
-              <w:keepNext w:val="0"/>
-              <w:keepLines w:val="0"/>
-              <w:pageBreakBefore w:val="0"/>
-              <w:widowControl w:val="0"/>
-              <w:suppressLineNumbers w:val="0"/>
-              <w:wordWrap/>
-              <w:overflowPunct/>
-              <w:topLinePunct w:val="0"/>
-              <w:bidi w:val="0"/>
-              <w:snapToGrid w:val="0"/>
-              <w:spacing w:line="240" w:lineRule="auto"/>
-              <w:ind w:left="0" w:leftChars="0" w:right="0" w:rightChars="0" w:firstLine="0" w:firstLineChars="0"/>
-              <w:jc w:val="center"/>
-              <w:rPr>
-                <w:rFonts w:hint="default" w:ascii="Segoe UI" w:hAnsi="Segoe UI" w:eastAsia="Segoe UI" w:cs="Segoe UI"/>
-                <w:i w:val="0"/>
-                <w:iCs w:val="0"/>
-                <w:caps w:val="0"/>
-                <w:color w:val="0F1115"/>
-                <w:spacing w:val="0"/>
-                <w:sz w:val="18"/>
-                <w:szCs w:val="18"/>
-              </w:rPr>
-            </w:pPr>
-            <w:r>
-              <w:rPr>
-                <w:rFonts w:hint="default" w:ascii="Segoe UI" w:hAnsi="Segoe UI" w:eastAsia="Segoe UI" w:cs="Segoe UI"/>
-                <w:i w:val="0"/>
-                <w:iCs w:val="0"/>
-                <w:caps w:val="0"/>
-                <w:snapToGrid w:val="0"/>
-                <w:color w:val="000000"/>
-                <w:spacing w:val="0"/>
-                <w:kern w:val="0"/>
-                <w:sz w:val="18"/>
-                <w:szCs w:val="18"/>
-                <w:lang w:val="en-US" w:eastAsia="zh-CN"/>
-              </w:rPr>
-              <w:t>终端设备、打印机等问题</w:t>
             </w:r>
           </w:p>
         </w:tc>
@@ -11995,6 +11197,785 @@
                 <w:szCs w:val="18"/>
                 <w:lang w:val="en-US" w:eastAsia="zh-CN"/>
               </w:rPr>
+              <w:t>硬件类</w:t>
+            </w:r>
+          </w:p>
+        </w:tc>
+        <w:tc>
+          <w:tcPr>
+            <w:tcW w:w="0" w:type="auto"/>
+            <w:tcBorders>
+              <w:top w:val="single" w:color="auto" w:sz="4" w:space="0"/>
+              <w:left w:val="single" w:color="auto" w:sz="4" w:space="0"/>
+              <w:bottom w:val="nil"/>
+              <w:right w:val="nil"/>
+            </w:tcBorders>
+            <w:shd w:val="clear" w:color="auto" w:fill="auto"/>
+            <w:tcMar>
+              <w:top w:w="120" w:type="dxa"/>
+              <w:left w:w="192" w:type="dxa"/>
+              <w:bottom w:w="120" w:type="dxa"/>
+              <w:right w:w="192" w:type="dxa"/>
+            </w:tcMar>
+            <w:vAlign w:val="center"/>
+          </w:tcPr>
+          <w:p>
+            <w:pPr>
+              <w:keepNext w:val="0"/>
+              <w:keepLines w:val="0"/>
+              <w:pageBreakBefore w:val="0"/>
+              <w:widowControl w:val="0"/>
+              <w:suppressLineNumbers w:val="0"/>
+              <w:wordWrap/>
+              <w:overflowPunct/>
+              <w:topLinePunct w:val="0"/>
+              <w:bidi w:val="0"/>
+              <w:snapToGrid w:val="0"/>
+              <w:spacing w:line="240" w:lineRule="auto"/>
+              <w:ind w:left="0" w:leftChars="0" w:right="0" w:rightChars="0" w:firstLine="0" w:firstLineChars="0"/>
+              <w:jc w:val="left"/>
+              <w:rPr>
+                <w:rFonts w:hint="default" w:ascii="Segoe UI" w:hAnsi="Segoe UI" w:eastAsia="Segoe UI" w:cs="Segoe UI"/>
+                <w:i w:val="0"/>
+                <w:iCs w:val="0"/>
+                <w:caps w:val="0"/>
+                <w:color w:val="0F1115"/>
+                <w:spacing w:val="0"/>
+                <w:sz w:val="18"/>
+                <w:szCs w:val="18"/>
+              </w:rPr>
+            </w:pPr>
+            <w:r>
+              <w:rPr>
+                <w:rFonts w:hint="default" w:ascii="Segoe UI" w:hAnsi="Segoe UI" w:eastAsia="Segoe UI" w:cs="Segoe UI"/>
+                <w:i w:val="0"/>
+                <w:iCs w:val="0"/>
+                <w:caps w:val="0"/>
+                <w:snapToGrid w:val="0"/>
+                <w:color w:val="000000"/>
+                <w:spacing w:val="0"/>
+                <w:kern w:val="0"/>
+                <w:sz w:val="18"/>
+                <w:szCs w:val="18"/>
+                <w:lang w:val="en-US" w:eastAsia="zh-CN"/>
+              </w:rPr>
+              <w:t>服务器硬件</w:t>
+            </w:r>
+          </w:p>
+        </w:tc>
+        <w:tc>
+          <w:tcPr>
+            <w:tcW w:w="4993" w:type="dxa"/>
+            <w:tcBorders>
+              <w:top w:val="single" w:color="auto" w:sz="4" w:space="0"/>
+              <w:left w:val="single" w:color="auto" w:sz="4" w:space="0"/>
+              <w:bottom w:val="nil"/>
+              <w:right w:val="single" w:color="auto" w:sz="12" w:space="0"/>
+            </w:tcBorders>
+            <w:shd w:val="clear" w:color="auto" w:fill="auto"/>
+            <w:tcMar>
+              <w:top w:w="120" w:type="dxa"/>
+              <w:left w:w="192" w:type="dxa"/>
+              <w:bottom w:w="120" w:type="dxa"/>
+              <w:right w:w="-1" w:type="dxa"/>
+            </w:tcMar>
+            <w:vAlign w:val="center"/>
+          </w:tcPr>
+          <w:p>
+            <w:pPr>
+              <w:keepNext w:val="0"/>
+              <w:keepLines w:val="0"/>
+              <w:pageBreakBefore w:val="0"/>
+              <w:widowControl w:val="0"/>
+              <w:suppressLineNumbers w:val="0"/>
+              <w:wordWrap/>
+              <w:overflowPunct/>
+              <w:topLinePunct w:val="0"/>
+              <w:bidi w:val="0"/>
+              <w:snapToGrid w:val="0"/>
+              <w:spacing w:line="240" w:lineRule="auto"/>
+              <w:ind w:left="0" w:leftChars="0" w:right="0" w:rightChars="0" w:firstLine="0" w:firstLineChars="0"/>
+              <w:jc w:val="center"/>
+              <w:rPr>
+                <w:rFonts w:hint="default" w:ascii="Segoe UI" w:hAnsi="Segoe UI" w:eastAsia="Segoe UI" w:cs="Segoe UI"/>
+                <w:i w:val="0"/>
+                <w:iCs w:val="0"/>
+                <w:caps w:val="0"/>
+                <w:color w:val="0F1115"/>
+                <w:spacing w:val="0"/>
+                <w:sz w:val="18"/>
+                <w:szCs w:val="18"/>
+              </w:rPr>
+            </w:pPr>
+            <w:r>
+              <w:rPr>
+                <w:rFonts w:hint="default" w:ascii="Segoe UI" w:hAnsi="Segoe UI" w:eastAsia="Segoe UI" w:cs="Segoe UI"/>
+                <w:i w:val="0"/>
+                <w:iCs w:val="0"/>
+                <w:caps w:val="0"/>
+                <w:snapToGrid w:val="0"/>
+                <w:color w:val="000000"/>
+                <w:spacing w:val="0"/>
+                <w:kern w:val="0"/>
+                <w:sz w:val="18"/>
+                <w:szCs w:val="18"/>
+                <w:lang w:val="en-US" w:eastAsia="zh-CN"/>
+              </w:rPr>
+              <w:t>服务器故障、硬件性能问题</w:t>
+            </w:r>
+          </w:p>
+        </w:tc>
+      </w:tr>
+      <w:tr>
+        <w:tblPrEx>
+          <w:tblBorders>
+            <w:top w:val="none" w:color="auto" w:sz="0" w:space="0"/>
+            <w:left w:val="none" w:color="auto" w:sz="0" w:space="0"/>
+            <w:bottom w:val="none" w:color="auto" w:sz="0" w:space="0"/>
+            <w:right w:val="none" w:color="auto" w:sz="0" w:space="0"/>
+            <w:insideH w:val="none" w:color="auto" w:sz="0" w:space="0"/>
+            <w:insideV w:val="none" w:color="auto" w:sz="0" w:space="0"/>
+          </w:tblBorders>
+          <w:tblCellMar>
+            <w:top w:w="15" w:type="dxa"/>
+            <w:left w:w="15" w:type="dxa"/>
+            <w:bottom w:w="15" w:type="dxa"/>
+            <w:right w:w="15" w:type="dxa"/>
+          </w:tblCellMar>
+        </w:tblPrEx>
+        <w:trPr>
+          <w:trHeight w:val="0" w:hRule="atLeast"/>
+          <w:jc w:val="center"/>
+        </w:trPr>
+        <w:tc>
+          <w:tcPr>
+            <w:tcW w:w="1612" w:type="dxa"/>
+            <w:vMerge w:val="continue"/>
+            <w:tcBorders>
+              <w:left w:val="single" w:color="auto" w:sz="12" w:space="0"/>
+              <w:right w:val="nil"/>
+            </w:tcBorders>
+            <w:shd w:val="clear" w:color="auto" w:fill="auto"/>
+            <w:tcMar>
+              <w:top w:w="120" w:type="dxa"/>
+              <w:left w:w="-1" w:type="dxa"/>
+              <w:bottom w:w="120" w:type="dxa"/>
+              <w:right w:w="192" w:type="dxa"/>
+            </w:tcMar>
+            <w:vAlign w:val="center"/>
+          </w:tcPr>
+          <w:p>
+            <w:pPr>
+              <w:keepNext w:val="0"/>
+              <w:keepLines w:val="0"/>
+              <w:pageBreakBefore w:val="0"/>
+              <w:widowControl w:val="0"/>
+              <w:wordWrap/>
+              <w:overflowPunct/>
+              <w:topLinePunct w:val="0"/>
+              <w:bidi w:val="0"/>
+              <w:snapToGrid w:val="0"/>
+              <w:ind w:left="0" w:leftChars="0" w:right="0" w:rightChars="0" w:firstLine="0" w:firstLineChars="0"/>
+              <w:jc w:val="center"/>
+              <w:rPr>
+                <w:rFonts w:hint="default" w:ascii="Segoe UI" w:hAnsi="Segoe UI" w:eastAsia="Segoe UI" w:cs="Segoe UI"/>
+                <w:i w:val="0"/>
+                <w:iCs w:val="0"/>
+                <w:caps w:val="0"/>
+                <w:color w:val="0F1115"/>
+                <w:spacing w:val="0"/>
+                <w:sz w:val="18"/>
+                <w:szCs w:val="18"/>
+              </w:rPr>
+            </w:pPr>
+          </w:p>
+        </w:tc>
+        <w:tc>
+          <w:tcPr>
+            <w:tcW w:w="0" w:type="auto"/>
+            <w:tcBorders>
+              <w:top w:val="single" w:color="auto" w:sz="4" w:space="0"/>
+              <w:left w:val="single" w:color="auto" w:sz="4" w:space="0"/>
+              <w:bottom w:val="nil"/>
+              <w:right w:val="nil"/>
+            </w:tcBorders>
+            <w:shd w:val="clear" w:color="auto" w:fill="auto"/>
+            <w:tcMar>
+              <w:top w:w="120" w:type="dxa"/>
+              <w:left w:w="192" w:type="dxa"/>
+              <w:bottom w:w="120" w:type="dxa"/>
+              <w:right w:w="192" w:type="dxa"/>
+            </w:tcMar>
+            <w:vAlign w:val="center"/>
+          </w:tcPr>
+          <w:p>
+            <w:pPr>
+              <w:keepNext w:val="0"/>
+              <w:keepLines w:val="0"/>
+              <w:pageBreakBefore w:val="0"/>
+              <w:widowControl w:val="0"/>
+              <w:suppressLineNumbers w:val="0"/>
+              <w:wordWrap/>
+              <w:overflowPunct/>
+              <w:topLinePunct w:val="0"/>
+              <w:bidi w:val="0"/>
+              <w:snapToGrid w:val="0"/>
+              <w:spacing w:line="240" w:lineRule="auto"/>
+              <w:ind w:left="0" w:leftChars="0" w:right="0" w:rightChars="0" w:firstLine="0" w:firstLineChars="0"/>
+              <w:jc w:val="left"/>
+              <w:rPr>
+                <w:rFonts w:hint="default" w:ascii="Segoe UI" w:hAnsi="Segoe UI" w:eastAsia="Segoe UI" w:cs="Segoe UI"/>
+                <w:i w:val="0"/>
+                <w:iCs w:val="0"/>
+                <w:caps w:val="0"/>
+                <w:color w:val="0F1115"/>
+                <w:spacing w:val="0"/>
+                <w:sz w:val="18"/>
+                <w:szCs w:val="18"/>
+              </w:rPr>
+            </w:pPr>
+            <w:r>
+              <w:rPr>
+                <w:rFonts w:hint="default" w:ascii="Segoe UI" w:hAnsi="Segoe UI" w:eastAsia="Segoe UI" w:cs="Segoe UI"/>
+                <w:i w:val="0"/>
+                <w:iCs w:val="0"/>
+                <w:caps w:val="0"/>
+                <w:snapToGrid w:val="0"/>
+                <w:color w:val="000000"/>
+                <w:spacing w:val="0"/>
+                <w:kern w:val="0"/>
+                <w:sz w:val="18"/>
+                <w:szCs w:val="18"/>
+                <w:lang w:val="en-US" w:eastAsia="zh-CN"/>
+              </w:rPr>
+              <w:t>存储设备</w:t>
+            </w:r>
+          </w:p>
+        </w:tc>
+        <w:tc>
+          <w:tcPr>
+            <w:tcW w:w="4993" w:type="dxa"/>
+            <w:tcBorders>
+              <w:top w:val="single" w:color="auto" w:sz="4" w:space="0"/>
+              <w:left w:val="single" w:color="auto" w:sz="4" w:space="0"/>
+              <w:bottom w:val="nil"/>
+              <w:right w:val="single" w:color="auto" w:sz="12" w:space="0"/>
+            </w:tcBorders>
+            <w:shd w:val="clear" w:color="auto" w:fill="auto"/>
+            <w:tcMar>
+              <w:top w:w="120" w:type="dxa"/>
+              <w:left w:w="192" w:type="dxa"/>
+              <w:bottom w:w="120" w:type="dxa"/>
+              <w:right w:w="-1" w:type="dxa"/>
+            </w:tcMar>
+            <w:vAlign w:val="center"/>
+          </w:tcPr>
+          <w:p>
+            <w:pPr>
+              <w:keepNext w:val="0"/>
+              <w:keepLines w:val="0"/>
+              <w:pageBreakBefore w:val="0"/>
+              <w:widowControl w:val="0"/>
+              <w:suppressLineNumbers w:val="0"/>
+              <w:wordWrap/>
+              <w:overflowPunct/>
+              <w:topLinePunct w:val="0"/>
+              <w:bidi w:val="0"/>
+              <w:snapToGrid w:val="0"/>
+              <w:spacing w:line="240" w:lineRule="auto"/>
+              <w:ind w:left="0" w:leftChars="0" w:right="0" w:rightChars="0" w:firstLine="0" w:firstLineChars="0"/>
+              <w:jc w:val="center"/>
+              <w:rPr>
+                <w:rFonts w:hint="default" w:ascii="Segoe UI" w:hAnsi="Segoe UI" w:eastAsia="Segoe UI" w:cs="Segoe UI"/>
+                <w:i w:val="0"/>
+                <w:iCs w:val="0"/>
+                <w:caps w:val="0"/>
+                <w:color w:val="0F1115"/>
+                <w:spacing w:val="0"/>
+                <w:sz w:val="18"/>
+                <w:szCs w:val="18"/>
+              </w:rPr>
+            </w:pPr>
+            <w:r>
+              <w:rPr>
+                <w:rFonts w:hint="default" w:ascii="Segoe UI" w:hAnsi="Segoe UI" w:eastAsia="Segoe UI" w:cs="Segoe UI"/>
+                <w:i w:val="0"/>
+                <w:iCs w:val="0"/>
+                <w:caps w:val="0"/>
+                <w:snapToGrid w:val="0"/>
+                <w:color w:val="000000"/>
+                <w:spacing w:val="0"/>
+                <w:kern w:val="0"/>
+                <w:sz w:val="18"/>
+                <w:szCs w:val="18"/>
+                <w:lang w:val="en-US" w:eastAsia="zh-CN"/>
+              </w:rPr>
+              <w:t>存储故障、空间不足等问题</w:t>
+            </w:r>
+          </w:p>
+        </w:tc>
+      </w:tr>
+      <w:tr>
+        <w:tblPrEx>
+          <w:tblBorders>
+            <w:top w:val="none" w:color="auto" w:sz="0" w:space="0"/>
+            <w:left w:val="none" w:color="auto" w:sz="0" w:space="0"/>
+            <w:bottom w:val="none" w:color="auto" w:sz="0" w:space="0"/>
+            <w:right w:val="none" w:color="auto" w:sz="0" w:space="0"/>
+            <w:insideH w:val="none" w:color="auto" w:sz="0" w:space="0"/>
+            <w:insideV w:val="none" w:color="auto" w:sz="0" w:space="0"/>
+          </w:tblBorders>
+          <w:tblCellMar>
+            <w:top w:w="15" w:type="dxa"/>
+            <w:left w:w="15" w:type="dxa"/>
+            <w:bottom w:w="15" w:type="dxa"/>
+            <w:right w:w="15" w:type="dxa"/>
+          </w:tblCellMar>
+        </w:tblPrEx>
+        <w:trPr>
+          <w:trHeight w:val="0" w:hRule="atLeast"/>
+          <w:jc w:val="center"/>
+        </w:trPr>
+        <w:tc>
+          <w:tcPr>
+            <w:tcW w:w="1612" w:type="dxa"/>
+            <w:vMerge w:val="continue"/>
+            <w:tcBorders>
+              <w:left w:val="single" w:color="auto" w:sz="12" w:space="0"/>
+              <w:right w:val="nil"/>
+            </w:tcBorders>
+            <w:shd w:val="clear" w:color="auto" w:fill="auto"/>
+            <w:tcMar>
+              <w:top w:w="120" w:type="dxa"/>
+              <w:left w:w="-1" w:type="dxa"/>
+              <w:bottom w:w="120" w:type="dxa"/>
+              <w:right w:w="192" w:type="dxa"/>
+            </w:tcMar>
+            <w:vAlign w:val="center"/>
+          </w:tcPr>
+          <w:p>
+            <w:pPr>
+              <w:keepNext w:val="0"/>
+              <w:keepLines w:val="0"/>
+              <w:pageBreakBefore w:val="0"/>
+              <w:widowControl w:val="0"/>
+              <w:wordWrap/>
+              <w:overflowPunct/>
+              <w:topLinePunct w:val="0"/>
+              <w:bidi w:val="0"/>
+              <w:snapToGrid w:val="0"/>
+              <w:ind w:left="0" w:leftChars="0" w:right="0" w:rightChars="0" w:firstLine="0" w:firstLineChars="0"/>
+              <w:jc w:val="center"/>
+              <w:rPr>
+                <w:rFonts w:hint="default" w:ascii="Segoe UI" w:hAnsi="Segoe UI" w:eastAsia="Segoe UI" w:cs="Segoe UI"/>
+                <w:i w:val="0"/>
+                <w:iCs w:val="0"/>
+                <w:caps w:val="0"/>
+                <w:color w:val="0F1115"/>
+                <w:spacing w:val="0"/>
+                <w:sz w:val="18"/>
+                <w:szCs w:val="18"/>
+              </w:rPr>
+            </w:pPr>
+          </w:p>
+        </w:tc>
+        <w:tc>
+          <w:tcPr>
+            <w:tcW w:w="0" w:type="auto"/>
+            <w:tcBorders>
+              <w:top w:val="single" w:color="auto" w:sz="4" w:space="0"/>
+              <w:left w:val="single" w:color="auto" w:sz="4" w:space="0"/>
+              <w:bottom w:val="nil"/>
+              <w:right w:val="nil"/>
+            </w:tcBorders>
+            <w:shd w:val="clear" w:color="auto" w:fill="auto"/>
+            <w:tcMar>
+              <w:top w:w="120" w:type="dxa"/>
+              <w:left w:w="192" w:type="dxa"/>
+              <w:bottom w:w="120" w:type="dxa"/>
+              <w:right w:w="192" w:type="dxa"/>
+            </w:tcMar>
+            <w:vAlign w:val="center"/>
+          </w:tcPr>
+          <w:p>
+            <w:pPr>
+              <w:keepNext w:val="0"/>
+              <w:keepLines w:val="0"/>
+              <w:pageBreakBefore w:val="0"/>
+              <w:widowControl w:val="0"/>
+              <w:suppressLineNumbers w:val="0"/>
+              <w:wordWrap/>
+              <w:overflowPunct/>
+              <w:topLinePunct w:val="0"/>
+              <w:bidi w:val="0"/>
+              <w:snapToGrid w:val="0"/>
+              <w:spacing w:line="240" w:lineRule="auto"/>
+              <w:ind w:left="0" w:leftChars="0" w:right="0" w:rightChars="0" w:firstLine="0" w:firstLineChars="0"/>
+              <w:jc w:val="left"/>
+              <w:rPr>
+                <w:rFonts w:hint="default" w:ascii="Segoe UI" w:hAnsi="Segoe UI" w:eastAsia="Segoe UI" w:cs="Segoe UI"/>
+                <w:i w:val="0"/>
+                <w:iCs w:val="0"/>
+                <w:caps w:val="0"/>
+                <w:color w:val="0F1115"/>
+                <w:spacing w:val="0"/>
+                <w:sz w:val="18"/>
+                <w:szCs w:val="18"/>
+              </w:rPr>
+            </w:pPr>
+            <w:r>
+              <w:rPr>
+                <w:rFonts w:hint="default" w:ascii="Segoe UI" w:hAnsi="Segoe UI" w:eastAsia="Segoe UI" w:cs="Segoe UI"/>
+                <w:i w:val="0"/>
+                <w:iCs w:val="0"/>
+                <w:caps w:val="0"/>
+                <w:snapToGrid w:val="0"/>
+                <w:color w:val="000000"/>
+                <w:spacing w:val="0"/>
+                <w:kern w:val="0"/>
+                <w:sz w:val="18"/>
+                <w:szCs w:val="18"/>
+                <w:lang w:val="en-US" w:eastAsia="zh-CN"/>
+              </w:rPr>
+              <w:t>网络设备</w:t>
+            </w:r>
+          </w:p>
+        </w:tc>
+        <w:tc>
+          <w:tcPr>
+            <w:tcW w:w="4993" w:type="dxa"/>
+            <w:tcBorders>
+              <w:top w:val="single" w:color="auto" w:sz="4" w:space="0"/>
+              <w:left w:val="single" w:color="auto" w:sz="4" w:space="0"/>
+              <w:bottom w:val="nil"/>
+              <w:right w:val="single" w:color="auto" w:sz="12" w:space="0"/>
+            </w:tcBorders>
+            <w:shd w:val="clear" w:color="auto" w:fill="auto"/>
+            <w:tcMar>
+              <w:top w:w="120" w:type="dxa"/>
+              <w:left w:w="192" w:type="dxa"/>
+              <w:bottom w:w="120" w:type="dxa"/>
+              <w:right w:w="-1" w:type="dxa"/>
+            </w:tcMar>
+            <w:vAlign w:val="center"/>
+          </w:tcPr>
+          <w:p>
+            <w:pPr>
+              <w:keepNext w:val="0"/>
+              <w:keepLines w:val="0"/>
+              <w:pageBreakBefore w:val="0"/>
+              <w:widowControl w:val="0"/>
+              <w:suppressLineNumbers w:val="0"/>
+              <w:wordWrap/>
+              <w:overflowPunct/>
+              <w:topLinePunct w:val="0"/>
+              <w:bidi w:val="0"/>
+              <w:snapToGrid w:val="0"/>
+              <w:spacing w:line="240" w:lineRule="auto"/>
+              <w:ind w:left="0" w:leftChars="0" w:right="0" w:rightChars="0" w:firstLine="0" w:firstLineChars="0"/>
+              <w:jc w:val="center"/>
+              <w:rPr>
+                <w:rFonts w:hint="default" w:ascii="Segoe UI" w:hAnsi="Segoe UI" w:eastAsia="Segoe UI" w:cs="Segoe UI"/>
+                <w:i w:val="0"/>
+                <w:iCs w:val="0"/>
+                <w:caps w:val="0"/>
+                <w:color w:val="0F1115"/>
+                <w:spacing w:val="0"/>
+                <w:sz w:val="18"/>
+                <w:szCs w:val="18"/>
+              </w:rPr>
+            </w:pPr>
+            <w:r>
+              <w:rPr>
+                <w:rFonts w:hint="default" w:ascii="Segoe UI" w:hAnsi="Segoe UI" w:eastAsia="Segoe UI" w:cs="Segoe UI"/>
+                <w:i w:val="0"/>
+                <w:iCs w:val="0"/>
+                <w:caps w:val="0"/>
+                <w:snapToGrid w:val="0"/>
+                <w:color w:val="000000"/>
+                <w:spacing w:val="0"/>
+                <w:kern w:val="0"/>
+                <w:sz w:val="18"/>
+                <w:szCs w:val="18"/>
+                <w:lang w:val="en-US" w:eastAsia="zh-CN"/>
+              </w:rPr>
+              <w:t>路由器、交换机、防火墙等设备问题</w:t>
+            </w:r>
+          </w:p>
+        </w:tc>
+      </w:tr>
+      <w:tr>
+        <w:tblPrEx>
+          <w:tblBorders>
+            <w:top w:val="none" w:color="auto" w:sz="0" w:space="0"/>
+            <w:left w:val="none" w:color="auto" w:sz="0" w:space="0"/>
+            <w:bottom w:val="none" w:color="auto" w:sz="0" w:space="0"/>
+            <w:right w:val="none" w:color="auto" w:sz="0" w:space="0"/>
+            <w:insideH w:val="none" w:color="auto" w:sz="0" w:space="0"/>
+            <w:insideV w:val="none" w:color="auto" w:sz="0" w:space="0"/>
+          </w:tblBorders>
+          <w:tblCellMar>
+            <w:top w:w="15" w:type="dxa"/>
+            <w:left w:w="15" w:type="dxa"/>
+            <w:bottom w:w="15" w:type="dxa"/>
+            <w:right w:w="15" w:type="dxa"/>
+          </w:tblCellMar>
+        </w:tblPrEx>
+        <w:trPr>
+          <w:trHeight w:val="0" w:hRule="atLeast"/>
+          <w:jc w:val="center"/>
+        </w:trPr>
+        <w:tc>
+          <w:tcPr>
+            <w:tcW w:w="1612" w:type="dxa"/>
+            <w:vMerge w:val="continue"/>
+            <w:tcBorders>
+              <w:left w:val="single" w:color="auto" w:sz="12" w:space="0"/>
+              <w:bottom w:val="nil"/>
+              <w:right w:val="nil"/>
+            </w:tcBorders>
+            <w:shd w:val="clear" w:color="auto" w:fill="auto"/>
+            <w:tcMar>
+              <w:top w:w="120" w:type="dxa"/>
+              <w:left w:w="-1" w:type="dxa"/>
+              <w:bottom w:w="120" w:type="dxa"/>
+              <w:right w:w="192" w:type="dxa"/>
+            </w:tcMar>
+            <w:vAlign w:val="center"/>
+          </w:tcPr>
+          <w:p>
+            <w:pPr>
+              <w:keepNext w:val="0"/>
+              <w:keepLines w:val="0"/>
+              <w:pageBreakBefore w:val="0"/>
+              <w:widowControl w:val="0"/>
+              <w:wordWrap/>
+              <w:overflowPunct/>
+              <w:topLinePunct w:val="0"/>
+              <w:bidi w:val="0"/>
+              <w:snapToGrid w:val="0"/>
+              <w:ind w:left="0" w:leftChars="0" w:right="0" w:rightChars="0" w:firstLine="0" w:firstLineChars="0"/>
+              <w:jc w:val="center"/>
+              <w:rPr>
+                <w:rFonts w:hint="default" w:ascii="Segoe UI" w:hAnsi="Segoe UI" w:eastAsia="Segoe UI" w:cs="Segoe UI"/>
+                <w:i w:val="0"/>
+                <w:iCs w:val="0"/>
+                <w:caps w:val="0"/>
+                <w:color w:val="0F1115"/>
+                <w:spacing w:val="0"/>
+                <w:sz w:val="18"/>
+                <w:szCs w:val="18"/>
+              </w:rPr>
+            </w:pPr>
+          </w:p>
+        </w:tc>
+        <w:tc>
+          <w:tcPr>
+            <w:tcW w:w="0" w:type="auto"/>
+            <w:tcBorders>
+              <w:top w:val="single" w:color="auto" w:sz="4" w:space="0"/>
+              <w:left w:val="single" w:color="auto" w:sz="4" w:space="0"/>
+              <w:bottom w:val="nil"/>
+              <w:right w:val="nil"/>
+            </w:tcBorders>
+            <w:shd w:val="clear" w:color="auto" w:fill="auto"/>
+            <w:tcMar>
+              <w:top w:w="120" w:type="dxa"/>
+              <w:left w:w="192" w:type="dxa"/>
+              <w:bottom w:w="120" w:type="dxa"/>
+              <w:right w:w="192" w:type="dxa"/>
+            </w:tcMar>
+            <w:vAlign w:val="center"/>
+          </w:tcPr>
+          <w:p>
+            <w:pPr>
+              <w:keepNext w:val="0"/>
+              <w:keepLines w:val="0"/>
+              <w:pageBreakBefore w:val="0"/>
+              <w:widowControl w:val="0"/>
+              <w:suppressLineNumbers w:val="0"/>
+              <w:wordWrap/>
+              <w:overflowPunct/>
+              <w:topLinePunct w:val="0"/>
+              <w:bidi w:val="0"/>
+              <w:snapToGrid w:val="0"/>
+              <w:spacing w:line="240" w:lineRule="auto"/>
+              <w:ind w:left="0" w:leftChars="0" w:right="0" w:rightChars="0" w:firstLine="0" w:firstLineChars="0"/>
+              <w:jc w:val="left"/>
+              <w:rPr>
+                <w:rFonts w:hint="default" w:ascii="Segoe UI" w:hAnsi="Segoe UI" w:eastAsia="Segoe UI" w:cs="Segoe UI"/>
+                <w:i w:val="0"/>
+                <w:iCs w:val="0"/>
+                <w:caps w:val="0"/>
+                <w:color w:val="0F1115"/>
+                <w:spacing w:val="0"/>
+                <w:sz w:val="18"/>
+                <w:szCs w:val="18"/>
+              </w:rPr>
+            </w:pPr>
+            <w:r>
+              <w:rPr>
+                <w:rFonts w:hint="default" w:ascii="Segoe UI" w:hAnsi="Segoe UI" w:eastAsia="Segoe UI" w:cs="Segoe UI"/>
+                <w:i w:val="0"/>
+                <w:iCs w:val="0"/>
+                <w:caps w:val="0"/>
+                <w:snapToGrid w:val="0"/>
+                <w:color w:val="000000"/>
+                <w:spacing w:val="0"/>
+                <w:kern w:val="0"/>
+                <w:sz w:val="18"/>
+                <w:szCs w:val="18"/>
+                <w:lang w:val="en-US" w:eastAsia="zh-CN"/>
+              </w:rPr>
+              <w:t>桌面设备</w:t>
+            </w:r>
+          </w:p>
+        </w:tc>
+        <w:tc>
+          <w:tcPr>
+            <w:tcW w:w="4993" w:type="dxa"/>
+            <w:tcBorders>
+              <w:top w:val="single" w:color="auto" w:sz="4" w:space="0"/>
+              <w:left w:val="single" w:color="auto" w:sz="4" w:space="0"/>
+              <w:bottom w:val="nil"/>
+              <w:right w:val="single" w:color="auto" w:sz="12" w:space="0"/>
+            </w:tcBorders>
+            <w:shd w:val="clear" w:color="auto" w:fill="auto"/>
+            <w:tcMar>
+              <w:top w:w="120" w:type="dxa"/>
+              <w:left w:w="192" w:type="dxa"/>
+              <w:bottom w:w="120" w:type="dxa"/>
+              <w:right w:w="-1" w:type="dxa"/>
+            </w:tcMar>
+            <w:vAlign w:val="center"/>
+          </w:tcPr>
+          <w:p>
+            <w:pPr>
+              <w:keepNext w:val="0"/>
+              <w:keepLines w:val="0"/>
+              <w:pageBreakBefore w:val="0"/>
+              <w:widowControl w:val="0"/>
+              <w:suppressLineNumbers w:val="0"/>
+              <w:wordWrap/>
+              <w:overflowPunct/>
+              <w:topLinePunct w:val="0"/>
+              <w:bidi w:val="0"/>
+              <w:snapToGrid w:val="0"/>
+              <w:spacing w:line="240" w:lineRule="auto"/>
+              <w:ind w:left="0" w:leftChars="0" w:right="0" w:rightChars="0" w:firstLine="0" w:firstLineChars="0"/>
+              <w:jc w:val="center"/>
+              <w:rPr>
+                <w:rFonts w:hint="default" w:ascii="Segoe UI" w:hAnsi="Segoe UI" w:eastAsia="Segoe UI" w:cs="Segoe UI"/>
+                <w:i w:val="0"/>
+                <w:iCs w:val="0"/>
+                <w:caps w:val="0"/>
+                <w:color w:val="0F1115"/>
+                <w:spacing w:val="0"/>
+                <w:sz w:val="18"/>
+                <w:szCs w:val="18"/>
+              </w:rPr>
+            </w:pPr>
+            <w:r>
+              <w:rPr>
+                <w:rFonts w:hint="default" w:ascii="Segoe UI" w:hAnsi="Segoe UI" w:eastAsia="Segoe UI" w:cs="Segoe UI"/>
+                <w:i w:val="0"/>
+                <w:iCs w:val="0"/>
+                <w:caps w:val="0"/>
+                <w:snapToGrid w:val="0"/>
+                <w:color w:val="000000"/>
+                <w:spacing w:val="0"/>
+                <w:kern w:val="0"/>
+                <w:sz w:val="18"/>
+                <w:szCs w:val="18"/>
+                <w:lang w:val="en-US" w:eastAsia="zh-CN"/>
+              </w:rPr>
+              <w:t>终端设备、打印机等问题</w:t>
+            </w:r>
+          </w:p>
+        </w:tc>
+      </w:tr>
+      <w:tr>
+        <w:tblPrEx>
+          <w:tblBorders>
+            <w:top w:val="none" w:color="auto" w:sz="0" w:space="0"/>
+            <w:left w:val="none" w:color="auto" w:sz="0" w:space="0"/>
+            <w:bottom w:val="none" w:color="auto" w:sz="0" w:space="0"/>
+            <w:right w:val="none" w:color="auto" w:sz="0" w:space="0"/>
+            <w:insideH w:val="none" w:color="auto" w:sz="0" w:space="0"/>
+            <w:insideV w:val="none" w:color="auto" w:sz="0" w:space="0"/>
+          </w:tblBorders>
+          <w:tblCellMar>
+            <w:top w:w="15" w:type="dxa"/>
+            <w:left w:w="15" w:type="dxa"/>
+            <w:bottom w:w="15" w:type="dxa"/>
+            <w:right w:w="15" w:type="dxa"/>
+          </w:tblCellMar>
+        </w:tblPrEx>
+        <w:trPr>
+          <w:trHeight w:val="0" w:hRule="atLeast"/>
+          <w:jc w:val="center"/>
+        </w:trPr>
+        <w:tc>
+          <w:tcPr>
+            <w:tcW w:w="1612" w:type="dxa"/>
+            <w:vMerge w:val="restart"/>
+            <w:tcBorders>
+              <w:top w:val="single" w:color="auto" w:sz="4" w:space="0"/>
+              <w:left w:val="single" w:color="auto" w:sz="12" w:space="0"/>
+              <w:right w:val="nil"/>
+            </w:tcBorders>
+            <w:shd w:val="clear" w:color="auto" w:fill="auto"/>
+            <w:tcMar>
+              <w:top w:w="120" w:type="dxa"/>
+              <w:left w:w="-1" w:type="dxa"/>
+              <w:bottom w:w="120" w:type="dxa"/>
+              <w:right w:w="192" w:type="dxa"/>
+            </w:tcMar>
+            <w:vAlign w:val="center"/>
+          </w:tcPr>
+          <w:p>
+            <w:pPr>
+              <w:keepNext w:val="0"/>
+              <w:keepLines w:val="0"/>
+              <w:pageBreakBefore w:val="0"/>
+              <w:widowControl w:val="0"/>
+              <w:suppressLineNumbers w:val="0"/>
+              <w:wordWrap/>
+              <w:overflowPunct/>
+              <w:topLinePunct w:val="0"/>
+              <w:bidi w:val="0"/>
+              <w:snapToGrid w:val="0"/>
+              <w:spacing w:line="240" w:lineRule="auto"/>
+              <w:ind w:left="0" w:leftChars="0" w:right="0" w:rightChars="0" w:firstLine="0" w:firstLineChars="0"/>
+              <w:jc w:val="center"/>
+              <w:rPr>
+                <w:rFonts w:hint="default" w:ascii="Segoe UI" w:hAnsi="Segoe UI" w:eastAsia="Segoe UI" w:cs="Segoe UI"/>
+                <w:i w:val="0"/>
+                <w:iCs w:val="0"/>
+                <w:caps w:val="0"/>
+                <w:color w:val="0F1115"/>
+                <w:spacing w:val="0"/>
+                <w:sz w:val="18"/>
+                <w:szCs w:val="18"/>
+              </w:rPr>
+            </w:pPr>
+            <w:r>
+              <w:rPr>
+                <w:rStyle w:val="25"/>
+                <w:rFonts w:hint="default" w:ascii="Segoe UI" w:hAnsi="Segoe UI" w:eastAsia="Segoe UI" w:cs="Segoe UI"/>
+                <w:b/>
+                <w:bCs/>
+                <w:i w:val="0"/>
+                <w:iCs w:val="0"/>
+                <w:caps w:val="0"/>
+                <w:snapToGrid w:val="0"/>
+                <w:color w:val="000000"/>
+                <w:spacing w:val="0"/>
+                <w:kern w:val="0"/>
+                <w:sz w:val="18"/>
+                <w:szCs w:val="18"/>
+                <w:lang w:val="en-US" w:eastAsia="zh-CN"/>
+              </w:rPr>
               <w:t>软件类</w:t>
             </w:r>
           </w:p>
@@ -12323,6 +12304,7 @@
             <w:insideH w:val="none" w:color="auto" w:sz="0" w:space="0"/>
             <w:insideV w:val="none" w:color="auto" w:sz="0" w:space="0"/>
           </w:tblBorders>
+          <w:shd w:val="clear" w:color="auto" w:fill="auto"/>
           <w:tblCellMar>
             <w:top w:w="15" w:type="dxa"/>
             <w:left w:w="15" w:type="dxa"/>
@@ -12513,7 +12495,6 @@
             <w:insideH w:val="none" w:color="auto" w:sz="0" w:space="0"/>
             <w:insideV w:val="none" w:color="auto" w:sz="0" w:space="0"/>
           </w:tblBorders>
-          <w:shd w:val="clear" w:color="auto" w:fill="auto"/>
           <w:tblCellMar>
             <w:top w:w="15" w:type="dxa"/>
             <w:left w:w="15" w:type="dxa"/>
@@ -12961,6 +12942,7 @@
             <w:insideH w:val="none" w:color="auto" w:sz="0" w:space="0"/>
             <w:insideV w:val="none" w:color="auto" w:sz="0" w:space="0"/>
           </w:tblBorders>
+          <w:shd w:val="clear" w:color="auto" w:fill="auto"/>
           <w:tblCellMar>
             <w:top w:w="15" w:type="dxa"/>
             <w:left w:w="15" w:type="dxa"/>
@@ -13362,6 +13344,7 @@
             <w:insideH w:val="none" w:color="auto" w:sz="0" w:space="0"/>
             <w:insideV w:val="none" w:color="auto" w:sz="0" w:space="0"/>
           </w:tblBorders>
+          <w:shd w:val="clear" w:color="auto" w:fill="auto"/>
           <w:tblCellMar>
             <w:top w:w="15" w:type="dxa"/>
             <w:left w:w="15" w:type="dxa"/>
@@ -13523,8 +13506,6 @@
                 <w:szCs w:val="18"/>
               </w:rPr>
             </w:pPr>
-            <w:bookmarkStart w:id="47" w:name="_GoBack"/>
-            <w:bookmarkEnd w:id="47"/>
             <w:r>
               <w:rPr>
                 <w:rFonts w:hint="default" w:ascii="Segoe UI" w:hAnsi="Segoe UI" w:eastAsia="Segoe UI" w:cs="Segoe UI"/>
@@ -13562,7 +13543,7 @@
           <w:lang w:val="en-US" w:eastAsia="zh-CN"/>
         </w:rPr>
       </w:pPr>
-      <w:bookmarkStart w:id="18" w:name="_Toc19524"/>
+      <w:bookmarkStart w:id="18" w:name="_Toc19264"/>
       <w:r>
         <w:rPr>
           <w:rFonts w:hint="default"/>
@@ -13726,7 +13707,7 @@
         </w:rPr>
         <w:fldChar w:fldCharType="end"/>
       </w:r>
-      <w:bookmarkStart w:id="19" w:name="_Toc29855"/>
+      <w:bookmarkStart w:id="19" w:name="_Toc3860"/>
       <w:r>
         <w:rPr>
           <w:rFonts w:hint="default"/>
@@ -13773,6 +13754,7 @@
             <w:insideH w:val="none" w:color="auto" w:sz="0" w:space="0"/>
             <w:insideV w:val="none" w:color="auto" w:sz="0" w:space="0"/>
           </w:tblBorders>
+          <w:shd w:val="clear" w:color="auto" w:fill="auto"/>
           <w:tblCellMar>
             <w:top w:w="15" w:type="dxa"/>
             <w:left w:w="15" w:type="dxa"/>
@@ -15261,7 +15243,7 @@
           <w:lang w:val="en-US" w:eastAsia="zh-CN"/>
         </w:rPr>
       </w:pPr>
-      <w:bookmarkStart w:id="20" w:name="_Toc16313"/>
+      <w:bookmarkStart w:id="20" w:name="_Toc2484"/>
       <w:r>
         <w:rPr>
           <w:rFonts w:hint="default"/>
@@ -15408,7 +15390,7 @@
           <w:lang w:val="en-US" w:eastAsia="zh-CN"/>
         </w:rPr>
       </w:pPr>
-      <w:bookmarkStart w:id="21" w:name="_Toc5883"/>
+      <w:bookmarkStart w:id="21" w:name="_Toc1215"/>
       <w:r>
         <w:rPr>
           <w:rFonts w:hint="default"/>
@@ -15572,7 +15554,7 @@
         </w:rPr>
         <w:fldChar w:fldCharType="end"/>
       </w:r>
-      <w:bookmarkStart w:id="22" w:name="_Toc20872"/>
+      <w:bookmarkStart w:id="22" w:name="_Toc25755"/>
       <w:r>
         <w:rPr>
           <w:rFonts w:hint="default"/>
@@ -15618,6 +15600,7 @@
             <w:insideH w:val="none" w:color="auto" w:sz="0" w:space="0"/>
             <w:insideV w:val="none" w:color="auto" w:sz="0" w:space="0"/>
           </w:tblBorders>
+          <w:shd w:val="clear" w:color="auto" w:fill="auto"/>
         </w:tblPrEx>
         <w:trPr>
           <w:trHeight w:val="0" w:hRule="atLeast"/>
@@ -15763,6 +15746,7 @@
             <w:insideH w:val="none" w:color="auto" w:sz="0" w:space="0"/>
             <w:insideV w:val="none" w:color="auto" w:sz="0" w:space="0"/>
           </w:tblBorders>
+          <w:shd w:val="clear" w:color="auto" w:fill="auto"/>
           <w:tblCellMar>
             <w:top w:w="15" w:type="dxa"/>
             <w:left w:w="15" w:type="dxa"/>
@@ -16658,6 +16642,7 @@
             <w:insideH w:val="none" w:color="auto" w:sz="0" w:space="0"/>
             <w:insideV w:val="none" w:color="auto" w:sz="0" w:space="0"/>
           </w:tblBorders>
+          <w:shd w:val="clear" w:color="auto" w:fill="auto"/>
           <w:tblCellMar>
             <w:top w:w="15" w:type="dxa"/>
             <w:left w:w="15" w:type="dxa"/>
@@ -16956,6 +16941,7 @@
             <w:insideH w:val="none" w:color="auto" w:sz="0" w:space="0"/>
             <w:insideV w:val="none" w:color="auto" w:sz="0" w:space="0"/>
           </w:tblBorders>
+          <w:shd w:val="clear" w:color="auto" w:fill="auto"/>
           <w:tblCellMar>
             <w:top w:w="15" w:type="dxa"/>
             <w:left w:w="15" w:type="dxa"/>
@@ -17113,7 +17099,7 @@
           <w:lang w:val="en-US" w:eastAsia="zh-CN"/>
         </w:rPr>
       </w:pPr>
-      <w:bookmarkStart w:id="23" w:name="_Toc5063"/>
+      <w:bookmarkStart w:id="23" w:name="_Toc1498"/>
       <w:r>
         <w:rPr>
           <w:rFonts w:hint="default"/>
@@ -17140,7 +17126,7 @@
           <w:lang w:val="en-US" w:eastAsia="zh-CN"/>
         </w:rPr>
       </w:pPr>
-      <w:bookmarkStart w:id="24" w:name="_Toc3931"/>
+      <w:bookmarkStart w:id="24" w:name="_Toc11141"/>
       <w:r>
         <w:rPr>
           <w:rFonts w:hint="default"/>
@@ -17279,7 +17265,7 @@
         </w:rPr>
         <w:fldChar w:fldCharType="end"/>
       </w:r>
-      <w:bookmarkStart w:id="25" w:name="_Toc27619"/>
+      <w:bookmarkStart w:id="25" w:name="_Toc13606"/>
       <w:r>
         <w:rPr>
           <w:rFonts w:hint="default"/>
@@ -17368,7 +17354,7 @@
           <w:lang w:val="en-US" w:eastAsia="zh-CN"/>
         </w:rPr>
       </w:pPr>
-      <w:bookmarkStart w:id="26" w:name="_Toc6565"/>
+      <w:bookmarkStart w:id="26" w:name="_Toc128"/>
       <w:r>
         <w:rPr>
           <w:rFonts w:hint="default"/>
@@ -17395,7 +17381,7 @@
           <w:lang w:val="en-US" w:eastAsia="zh-CN"/>
         </w:rPr>
       </w:pPr>
-      <w:bookmarkStart w:id="27" w:name="_Toc19167"/>
+      <w:bookmarkStart w:id="27" w:name="_Toc11462"/>
       <w:r>
         <w:rPr>
           <w:rFonts w:hint="default"/>
@@ -17747,7 +17733,7 @@
           <w:lang w:val="en-US" w:eastAsia="zh-CN"/>
         </w:rPr>
       </w:pPr>
-      <w:bookmarkStart w:id="28" w:name="_Toc12634"/>
+      <w:bookmarkStart w:id="28" w:name="_Toc28352"/>
       <w:r>
         <w:rPr>
           <w:rFonts w:hint="default"/>
@@ -17999,7 +17985,7 @@
           <w:lang w:val="en-US" w:eastAsia="zh-CN"/>
         </w:rPr>
       </w:pPr>
-      <w:bookmarkStart w:id="29" w:name="_Toc4127"/>
+      <w:bookmarkStart w:id="29" w:name="_Toc15141"/>
       <w:r>
         <w:rPr>
           <w:rFonts w:hint="default"/>
@@ -18176,7 +18162,7 @@
           <w:lang w:val="en-US" w:eastAsia="zh-CN"/>
         </w:rPr>
       </w:pPr>
-      <w:bookmarkStart w:id="30" w:name="_Toc31516"/>
+      <w:bookmarkStart w:id="30" w:name="_Toc10990"/>
       <w:r>
         <w:rPr>
           <w:rFonts w:hint="default"/>
@@ -18378,7 +18364,7 @@
           <w:lang w:val="en-US" w:eastAsia="zh-CN"/>
         </w:rPr>
       </w:pPr>
-      <w:bookmarkStart w:id="31" w:name="_Toc10866"/>
+      <w:bookmarkStart w:id="31" w:name="_Toc30935"/>
       <w:r>
         <w:rPr>
           <w:rFonts w:hint="default"/>
@@ -18580,7 +18566,7 @@
           <w:lang w:val="en-US" w:eastAsia="zh-CN"/>
         </w:rPr>
       </w:pPr>
-      <w:bookmarkStart w:id="32" w:name="_Toc30972"/>
+      <w:bookmarkStart w:id="32" w:name="_Toc8895"/>
       <w:r>
         <w:rPr>
           <w:rFonts w:hint="default"/>
@@ -18757,7 +18743,7 @@
           <w:lang w:val="en-US" w:eastAsia="zh-CN"/>
         </w:rPr>
       </w:pPr>
-      <w:bookmarkStart w:id="33" w:name="_Toc12143"/>
+      <w:bookmarkStart w:id="33" w:name="_Toc26573"/>
       <w:r>
         <w:rPr>
           <w:rFonts w:hint="default"/>
@@ -18909,7 +18895,7 @@
           <w:lang w:val="en-US" w:eastAsia="zh-CN"/>
         </w:rPr>
       </w:pPr>
-      <w:bookmarkStart w:id="34" w:name="_Toc16080"/>
+      <w:bookmarkStart w:id="34" w:name="_Toc5955"/>
       <w:r>
         <w:rPr>
           <w:rFonts w:hint="default"/>
@@ -19086,7 +19072,7 @@
           <w:lang w:val="en-US" w:eastAsia="zh-CN"/>
         </w:rPr>
       </w:pPr>
-      <w:bookmarkStart w:id="35" w:name="_Toc28075"/>
+      <w:bookmarkStart w:id="35" w:name="_Toc30765"/>
       <w:r>
         <w:rPr>
           <w:rFonts w:hint="default"/>
@@ -19263,7 +19249,7 @@
           <w:lang w:val="en-US" w:eastAsia="zh-CN"/>
         </w:rPr>
       </w:pPr>
-      <w:bookmarkStart w:id="36" w:name="_Toc10900"/>
+      <w:bookmarkStart w:id="36" w:name="_Toc1529"/>
       <w:r>
         <w:rPr>
           <w:rFonts w:hint="default"/>
@@ -19415,7 +19401,7 @@
           <w:lang w:val="en-US" w:eastAsia="zh-CN"/>
         </w:rPr>
       </w:pPr>
-      <w:bookmarkStart w:id="37" w:name="_Toc13857"/>
+      <w:bookmarkStart w:id="37" w:name="_Toc4009"/>
       <w:r>
         <w:rPr>
           <w:rFonts w:hint="default"/>
@@ -19692,7 +19678,7 @@
           <w:lang w:val="en-US" w:eastAsia="zh-CN"/>
         </w:rPr>
       </w:pPr>
-      <w:bookmarkStart w:id="38" w:name="_Toc12433"/>
+      <w:bookmarkStart w:id="38" w:name="_Toc19278"/>
       <w:r>
         <w:rPr>
           <w:rFonts w:hint="default"/>
@@ -19733,7 +19719,7 @@
           <w:lang w:val="en-US" w:eastAsia="zh-CN"/>
         </w:rPr>
       </w:pPr>
-      <w:bookmarkStart w:id="39" w:name="_Toc32298"/>
+      <w:bookmarkStart w:id="39" w:name="_Toc30834"/>
       <w:r>
         <w:rPr>
           <w:rFonts w:hint="eastAsia"/>
@@ -19892,7 +19878,7 @@
           <w:lang w:val="en-US" w:eastAsia="zh-CN"/>
         </w:rPr>
       </w:pPr>
-      <w:bookmarkStart w:id="40" w:name="_Toc25106"/>
+      <w:bookmarkStart w:id="40" w:name="_Toc21055"/>
       <w:r>
         <w:rPr>
           <w:rFonts w:hint="eastAsia"/>
@@ -20201,7 +20187,7 @@
           <w:lang w:val="en-US" w:eastAsia="zh-CN"/>
         </w:rPr>
       </w:pPr>
-      <w:bookmarkStart w:id="41" w:name="_Toc1523"/>
+      <w:bookmarkStart w:id="41" w:name="_Toc23768"/>
       <w:r>
         <w:rPr>
           <w:rFonts w:hint="default"/>
@@ -20378,7 +20364,7 @@
           <w:lang w:val="en-US" w:eastAsia="zh-CN"/>
         </w:rPr>
       </w:pPr>
-      <w:bookmarkStart w:id="42" w:name="_Toc19056"/>
+      <w:bookmarkStart w:id="42" w:name="_Toc514"/>
       <w:r>
         <w:rPr>
           <w:rFonts w:hint="default"/>
@@ -20542,7 +20528,7 @@
           <w:lang w:val="en-US" w:eastAsia="zh-CN"/>
         </w:rPr>
       </w:pPr>
-      <w:bookmarkStart w:id="43" w:name="_Toc20427"/>
+      <w:bookmarkStart w:id="43" w:name="_Toc23765"/>
       <w:r>
         <w:rPr>
           <w:rFonts w:hint="default"/>
@@ -20686,7 +20672,7 @@
         </w:rPr>
         <w:fldChar w:fldCharType="end"/>
       </w:r>
-      <w:bookmarkStart w:id="44" w:name="_Toc21726"/>
+      <w:bookmarkStart w:id="44" w:name="_Toc10047"/>
       <w:r>
         <w:rPr>
           <w:rFonts w:hint="default"/>
@@ -21038,6 +21024,7 @@
             <w:insideH w:val="none" w:color="auto" w:sz="0" w:space="0"/>
             <w:insideV w:val="none" w:color="auto" w:sz="0" w:space="0"/>
           </w:tblBorders>
+          <w:shd w:val="clear" w:color="auto" w:fill="auto"/>
           <w:tblCellMar>
             <w:top w:w="15" w:type="dxa"/>
             <w:left w:w="15" w:type="dxa"/>
@@ -21380,7 +21367,7 @@
           <w:lang w:val="en-US" w:eastAsia="zh-CN"/>
         </w:rPr>
       </w:pPr>
-      <w:bookmarkStart w:id="45" w:name="_Toc23987"/>
+      <w:bookmarkStart w:id="45" w:name="_Toc25044"/>
       <w:r>
         <w:rPr>
           <w:rFonts w:hint="default"/>
@@ -21539,7 +21526,7 @@
         </w:rPr>
         <w:fldChar w:fldCharType="end"/>
       </w:r>
-      <w:bookmarkStart w:id="46" w:name="_Toc30100"/>
+      <w:bookmarkStart w:id="46" w:name="_Toc24976"/>
       <w:r>
         <w:rPr>
           <w:rFonts w:hint="default"/>
@@ -21586,6 +21573,7 @@
             <w:insideH w:val="none" w:color="auto" w:sz="0" w:space="0"/>
             <w:insideV w:val="none" w:color="auto" w:sz="0" w:space="0"/>
           </w:tblBorders>
+          <w:shd w:val="clear" w:color="auto" w:fill="auto"/>
           <w:tblCellMar>
             <w:top w:w="15" w:type="dxa"/>
             <w:left w:w="15" w:type="dxa"/>
@@ -22425,6 +22413,7 @@
             <w:insideH w:val="none" w:color="auto" w:sz="0" w:space="0"/>
             <w:insideV w:val="none" w:color="auto" w:sz="0" w:space="0"/>
           </w:tblBorders>
+          <w:shd w:val="clear" w:color="auto" w:fill="auto"/>
           <w:tblCellMar>
             <w:top w:w="15" w:type="dxa"/>
             <w:left w:w="15" w:type="dxa"/>
@@ -22841,6 +22830,7 @@
             <w:insideH w:val="none" w:color="auto" w:sz="0" w:space="0"/>
             <w:insideV w:val="none" w:color="auto" w:sz="0" w:space="0"/>
           </w:tblBorders>
+          <w:shd w:val="clear" w:color="auto" w:fill="auto"/>
           <w:tblCellMar>
             <w:top w:w="15" w:type="dxa"/>
             <w:left w:w="15" w:type="dxa"/>
